--- a/templates/InformePruebaV6.docx
+++ b/templates/InformePruebaV6.docx
@@ -53,78 +53,172 @@
           <w:sz w:val="32"/>
           <w:szCs w:val="32"/>
         </w:rPr>
-        <w:t>Institución: {{ NombreInstituci</w:t>
-      </w:r>
+        <w:t xml:space="preserve">Institución: </w:t>
+      </w:r>
+      <w:proofErr w:type="gramStart"/>
       <w:r>
         <w:rPr>
           <w:rFonts w:ascii="Helvetica" w:hAnsi="Helvetica"/>
           <w:sz w:val="32"/>
           <w:szCs w:val="32"/>
         </w:rPr>
-        <w:t>o</w:t>
-      </w:r>
+        <w:t xml:space="preserve">{{ </w:t>
+      </w:r>
+      <w:proofErr w:type="spellStart"/>
       <w:r>
         <w:rPr>
           <w:rFonts w:ascii="Helvetica" w:hAnsi="Helvetica"/>
           <w:sz w:val="32"/>
           <w:szCs w:val="32"/>
         </w:rPr>
-        <w:t>n }}</w:t>
-      </w:r>
-    </w:p>
-    <w:p>
-      <w:pPr>
-        <w:jc w:val="center"/>
+        <w:t>NombreInstituci</w:t>
+      </w:r>
+      <w:r>
         <w:rPr>
           <w:rFonts w:ascii="Helvetica" w:hAnsi="Helvetica"/>
           <w:sz w:val="32"/>
           <w:szCs w:val="32"/>
         </w:rPr>
-      </w:pPr>
+        <w:t>o</w:t>
+      </w:r>
       <w:r>
         <w:rPr>
           <w:rFonts w:ascii="Helvetica" w:hAnsi="Helvetica"/>
           <w:sz w:val="32"/>
           <w:szCs w:val="32"/>
         </w:rPr>
-        <w:t>Titulación: {{ NombreTitulacion }}</w:t>
-      </w:r>
-    </w:p>
-    <w:p>
-      <w:pPr>
-        <w:jc w:val="center"/>
+        <w:t>n</w:t>
+      </w:r>
+      <w:proofErr w:type="spellEnd"/>
+      <w:proofErr w:type="gramEnd"/>
+      <w:r>
         <w:rPr>
           <w:rFonts w:ascii="Helvetica" w:hAnsi="Helvetica"/>
           <w:sz w:val="32"/>
           <w:szCs w:val="32"/>
         </w:rPr>
-      </w:pPr>
-      <w:r>
+        <w:t xml:space="preserve"> }}</w:t>
+      </w:r>
+    </w:p>
+    <w:p>
+      <w:pPr>
+        <w:jc w:val="center"/>
         <w:rPr>
           <w:rFonts w:ascii="Helvetica" w:hAnsi="Helvetica"/>
           <w:sz w:val="32"/>
           <w:szCs w:val="32"/>
         </w:rPr>
-        <w:t>Fecha de emisión: {{ FechaCreacion }}</w:t>
-      </w:r>
-    </w:p>
-    <w:p>
-      <w:pPr>
-        <w:jc w:val="center"/>
+      </w:pPr>
+      <w:r>
         <w:rPr>
           <w:rFonts w:ascii="Helvetica" w:hAnsi="Helvetica"/>
           <w:sz w:val="32"/>
           <w:szCs w:val="32"/>
         </w:rPr>
-      </w:pPr>
+        <w:t xml:space="preserve">Titulación: </w:t>
+      </w:r>
+      <w:proofErr w:type="gramStart"/>
       <w:r>
         <w:rPr>
           <w:rFonts w:ascii="Helvetica" w:hAnsi="Helvetica"/>
           <w:sz w:val="32"/>
           <w:szCs w:val="32"/>
         </w:rPr>
-        <w:t>Elaborado por: Statlyx</w:t>
-      </w:r>
+        <w:t xml:space="preserve">{{ </w:t>
+      </w:r>
+      <w:proofErr w:type="spellStart"/>
+      <w:r>
+        <w:rPr>
+          <w:rFonts w:ascii="Helvetica" w:hAnsi="Helvetica"/>
+          <w:sz w:val="32"/>
+          <w:szCs w:val="32"/>
+        </w:rPr>
+        <w:t>NombreTitulacion</w:t>
+      </w:r>
+      <w:proofErr w:type="spellEnd"/>
+      <w:proofErr w:type="gramEnd"/>
+      <w:r>
+        <w:rPr>
+          <w:rFonts w:ascii="Helvetica" w:hAnsi="Helvetica"/>
+          <w:sz w:val="32"/>
+          <w:szCs w:val="32"/>
+        </w:rPr>
+        <w:t xml:space="preserve"> }}</w:t>
+      </w:r>
+    </w:p>
+    <w:p>
+      <w:pPr>
+        <w:jc w:val="center"/>
+        <w:rPr>
+          <w:rFonts w:ascii="Helvetica" w:hAnsi="Helvetica"/>
+          <w:sz w:val="32"/>
+          <w:szCs w:val="32"/>
+        </w:rPr>
+      </w:pPr>
+      <w:r>
+        <w:rPr>
+          <w:rFonts w:ascii="Helvetica" w:hAnsi="Helvetica"/>
+          <w:sz w:val="32"/>
+          <w:szCs w:val="32"/>
+        </w:rPr>
+        <w:t xml:space="preserve">Fecha de emisión: </w:t>
+      </w:r>
+      <w:proofErr w:type="gramStart"/>
+      <w:r>
+        <w:rPr>
+          <w:rFonts w:ascii="Helvetica" w:hAnsi="Helvetica"/>
+          <w:sz w:val="32"/>
+          <w:szCs w:val="32"/>
+        </w:rPr>
+        <w:t xml:space="preserve">{{ </w:t>
+      </w:r>
+      <w:proofErr w:type="spellStart"/>
+      <w:r>
+        <w:rPr>
+          <w:rFonts w:ascii="Helvetica" w:hAnsi="Helvetica"/>
+          <w:sz w:val="32"/>
+          <w:szCs w:val="32"/>
+        </w:rPr>
+        <w:t>FechaCreacion</w:t>
+      </w:r>
+      <w:proofErr w:type="spellEnd"/>
+      <w:proofErr w:type="gramEnd"/>
+      <w:r>
+        <w:rPr>
+          <w:rFonts w:ascii="Helvetica" w:hAnsi="Helvetica"/>
+          <w:sz w:val="32"/>
+          <w:szCs w:val="32"/>
+        </w:rPr>
+        <w:t xml:space="preserve"> }}</w:t>
+      </w:r>
+    </w:p>
+    <w:p>
+      <w:pPr>
+        <w:jc w:val="center"/>
+        <w:rPr>
+          <w:rFonts w:ascii="Helvetica" w:hAnsi="Helvetica"/>
+          <w:sz w:val="32"/>
+          <w:szCs w:val="32"/>
+        </w:rPr>
+      </w:pPr>
+      <w:r>
+        <w:rPr>
+          <w:rFonts w:ascii="Helvetica" w:hAnsi="Helvetica"/>
+          <w:sz w:val="32"/>
+          <w:szCs w:val="32"/>
+        </w:rPr>
+        <w:t xml:space="preserve">Elaborado por: </w:t>
+      </w:r>
+      <w:proofErr w:type="spellStart"/>
+      <w:r>
+        <w:rPr>
+          <w:rFonts w:ascii="Helvetica" w:hAnsi="Helvetica"/>
+          <w:sz w:val="32"/>
+          <w:szCs w:val="32"/>
+        </w:rPr>
+        <w:t>Statlyx</w:t>
+      </w:r>
+      <w:proofErr w:type="spellEnd"/>
     </w:p>
     <w:p>
       <w:pPr>
@@ -572,14 +666,37 @@
       <w:r>
         <w:t xml:space="preserve">la </w:t>
       </w:r>
-      <w:r>
-        <w:t>{{ NombreInstitucion }} para</w:t>
+      <w:proofErr w:type="gramStart"/>
+      <w:r>
+        <w:t xml:space="preserve">{{ </w:t>
+      </w:r>
+      <w:proofErr w:type="spellStart"/>
+      <w:r>
+        <w:t>NombreInstitucion</w:t>
+      </w:r>
+      <w:proofErr w:type="spellEnd"/>
+      <w:proofErr w:type="gramEnd"/>
+      <w:r>
+        <w:t xml:space="preserve"> }} para</w:t>
       </w:r>
       <w:r>
         <w:t xml:space="preserve"> el Grado en</w:t>
       </w:r>
       <w:r>
-        <w:t xml:space="preserve"> {{ NombreTitulacion }}</w:t>
+        <w:t xml:space="preserve"> </w:t>
+      </w:r>
+      <w:proofErr w:type="gramStart"/>
+      <w:r>
+        <w:t xml:space="preserve">{{ </w:t>
+      </w:r>
+      <w:proofErr w:type="spellStart"/>
+      <w:r>
+        <w:t>NombreTitulacion</w:t>
+      </w:r>
+      <w:proofErr w:type="spellEnd"/>
+      <w:proofErr w:type="gramEnd"/>
+      <w:r>
+        <w:t xml:space="preserve"> }}</w:t>
       </w:r>
     </w:p>
     <w:tbl>
@@ -608,9 +725,16 @@
             <w:tcW w:w="4247" w:type="dxa"/>
           </w:tcPr>
           <w:p>
+            <w:proofErr w:type="gramStart"/>
             <w:r>
-              <w:t>{{ RangoAniosSeleccionado</w:t>
+              <w:t xml:space="preserve">{{ </w:t>
             </w:r>
+            <w:proofErr w:type="spellStart"/>
+            <w:r>
+              <w:t>RangoAniosSeleccionado</w:t>
+            </w:r>
+            <w:proofErr w:type="spellEnd"/>
+            <w:proofErr w:type="gramEnd"/>
             <w:r>
               <w:t xml:space="preserve"> </w:t>
             </w:r>
@@ -636,11 +760,27 @@
             <w:tcW w:w="4247" w:type="dxa"/>
           </w:tcPr>
           <w:p>
+            <w:proofErr w:type="gramStart"/>
             <w:r>
               <w:rPr>
                 <w:rFonts w:ascii="Helvetica" w:hAnsi="Helvetica"/>
               </w:rPr>
-              <w:t>{{ TiposAsignaturasSeleccionado}}.</w:t>
+              <w:t xml:space="preserve">{{ </w:t>
+            </w:r>
+            <w:proofErr w:type="spellStart"/>
+            <w:r>
+              <w:rPr>
+                <w:rFonts w:ascii="Helvetica" w:hAnsi="Helvetica"/>
+              </w:rPr>
+              <w:t>TiposAsignaturasSeleccionado</w:t>
+            </w:r>
+            <w:proofErr w:type="spellEnd"/>
+            <w:proofErr w:type="gramEnd"/>
+            <w:r>
+              <w:rPr>
+                <w:rFonts w:ascii="Helvetica" w:hAnsi="Helvetica"/>
+              </w:rPr>
+              <w:t>}}.</w:t>
             </w:r>
           </w:p>
         </w:tc>
@@ -661,8 +801,18 @@
             <w:tcW w:w="4247" w:type="dxa"/>
           </w:tcPr>
           <w:p>
+            <w:proofErr w:type="gramStart"/>
             <w:r>
-              <w:t>{{ CursosSeleccionado }}</w:t>
+              <w:t xml:space="preserve">{{ </w:t>
+            </w:r>
+            <w:proofErr w:type="spellStart"/>
+            <w:r>
+              <w:t>CursosSeleccionado</w:t>
+            </w:r>
+            <w:proofErr w:type="spellEnd"/>
+            <w:proofErr w:type="gramEnd"/>
+            <w:r>
+              <w:t xml:space="preserve"> }}</w:t>
             </w:r>
           </w:p>
         </w:tc>
@@ -675,20 +825,6 @@
     </w:p>
     <w:p>
       <w:pPr>
-        <w:rPr>
-          <w:lang w:val="en-US"/>
-        </w:rPr>
-      </w:pPr>
-      <w:r>
-        <w:rPr>
-          <w:lang w:val="en-US"/>
-        </w:rPr>
-        <w:lastRenderedPageBreak/>
-        <w:t>{%p if mostrar_analisis_asignatura %}</w:t>
-      </w:r>
-    </w:p>
-    <w:p>
-      <w:pPr>
         <w:pStyle w:val="Ttulo1"/>
         <w:rPr>
           <w:lang w:val="en-US"/>
@@ -873,12 +1009,30 @@
         <w:lastRenderedPageBreak/>
         <w:t xml:space="preserve">El presente informe tiene como objetivo proporcionar una visión analítica y detallada del desempeño académico en la titulación de Grado en </w:t>
       </w:r>
+      <w:proofErr w:type="gramStart"/>
       <w:r>
         <w:rPr>
           <w:b/>
           <w:bCs/>
         </w:rPr>
-        <w:t>{{ NombreTitulacion }}</w:t>
+        <w:t xml:space="preserve">{{ </w:t>
+      </w:r>
+      <w:proofErr w:type="spellStart"/>
+      <w:r>
+        <w:rPr>
+          <w:b/>
+          <w:bCs/>
+        </w:rPr>
+        <w:t>NombreTitulacion</w:t>
+      </w:r>
+      <w:proofErr w:type="spellEnd"/>
+      <w:proofErr w:type="gramEnd"/>
+      <w:r>
+        <w:rPr>
+          <w:b/>
+          <w:bCs/>
+        </w:rPr>
+        <w:t xml:space="preserve"> }}</w:t>
       </w:r>
       <w:r>
         <w:t xml:space="preserve">. A través del estudio comparativo de la </w:t>
@@ -952,8 +1106,13 @@
         <w:t>Análisis Individualizado por Asignatura:</w:t>
       </w:r>
       <w:r>
-        <w:t xml:space="preserve"> Identificación de las asignaturas críticas y aquellas con mejores indicadores de superació</w:t>
-      </w:r>
+        <w:t xml:space="preserve"> Identificación de las asignaturas críticas y aquellas con mejores indicadores de </w:t>
+      </w:r>
+      <w:proofErr w:type="spellStart"/>
+      <w:r>
+        <w:t>superació</w:t>
+      </w:r>
+      <w:proofErr w:type="spellEnd"/>
     </w:p>
     <w:p>
       <w:pPr>
@@ -967,61 +1126,125 @@
           <w:lang w:val="en-US"/>
         </w:rPr>
         <w:lastRenderedPageBreak/>
-        <w:t>{%p for curso in brea</w:t>
-      </w:r>
-      <w:r>
-        <w:rPr>
-          <w:lang w:val="en-US"/>
-        </w:rPr>
-        <w:t>k</w:t>
-      </w:r>
-      <w:r>
-        <w:rPr>
-          <w:lang w:val="en-US"/>
-        </w:rPr>
-        <w:t>down_data.breakdown %}</w:t>
+        <w:t xml:space="preserve">{%p for </w:t>
+      </w:r>
+      <w:proofErr w:type="spellStart"/>
+      <w:r>
+        <w:rPr>
+          <w:lang w:val="en-US"/>
+        </w:rPr>
+        <w:t>curso</w:t>
+      </w:r>
+      <w:proofErr w:type="spellEnd"/>
+      <w:r>
+        <w:rPr>
+          <w:lang w:val="en-US"/>
+        </w:rPr>
+        <w:t xml:space="preserve"> in</w:t>
+      </w:r>
+      <w:r>
+        <w:rPr>
+          <w:lang w:val="en-US"/>
+        </w:rPr>
+        <w:t xml:space="preserve"> </w:t>
+      </w:r>
+      <w:proofErr w:type="spellStart"/>
+      <w:r>
+        <w:rPr>
+          <w:lang w:val="en-US"/>
+        </w:rPr>
+        <w:t>course</w:t>
+      </w:r>
+      <w:r>
+        <w:rPr>
+          <w:lang w:val="en-US"/>
+        </w:rPr>
+        <w:t>_</w:t>
+      </w:r>
+      <w:proofErr w:type="gramStart"/>
+      <w:r>
+        <w:rPr>
+          <w:lang w:val="en-US"/>
+        </w:rPr>
+        <w:t>data.breakdown</w:t>
+      </w:r>
+      <w:proofErr w:type="spellEnd"/>
+      <w:proofErr w:type="gramEnd"/>
+      <w:r>
+        <w:rPr>
+          <w:lang w:val="en-US"/>
+        </w:rPr>
+        <w:t xml:space="preserve"> %}</w:t>
       </w:r>
     </w:p>
     <w:p>
       <w:pPr>
         <w:pStyle w:val="Ttulo2"/>
-        <w:rPr>
-          <w:lang w:val="en-US"/>
-        </w:rPr>
-      </w:pPr>
-      <w:r>
-        <w:rPr>
-          <w:lang w:val="en-US"/>
-        </w:rPr>
-        <w:t>Curso: {{ curso.name }}</w:t>
+      </w:pPr>
+      <w:r>
+        <w:t xml:space="preserve">Curso: </w:t>
+      </w:r>
+      <w:proofErr w:type="gramStart"/>
+      <w:r>
+        <w:t>{{ curso.name</w:t>
+      </w:r>
+      <w:proofErr w:type="gramEnd"/>
+      <w:r>
+        <w:t xml:space="preserve"> }}</w:t>
       </w:r>
     </w:p>
     <w:p>
       <w:pPr>
         <w:jc w:val="left"/>
-        <w:rPr>
-          <w:lang w:val="en-US"/>
-        </w:rPr>
-      </w:pPr>
-      <w:r>
-        <w:rPr>
-          <w:lang w:val="en-US"/>
-        </w:rPr>
-        <w:t>{%p for rate in curso.rates %}</w:t>
+      </w:pPr>
+      <w:r>
+        <w:t xml:space="preserve">{%p </w:t>
+      </w:r>
+      <w:proofErr w:type="spellStart"/>
+      <w:r>
+        <w:t>for</w:t>
+      </w:r>
+      <w:proofErr w:type="spellEnd"/>
+      <w:r>
+        <w:t xml:space="preserve"> </w:t>
+      </w:r>
+      <w:r>
+        <w:t>cuatrimestre</w:t>
+      </w:r>
+      <w:r>
+        <w:t xml:space="preserve"> in </w:t>
+      </w:r>
+      <w:proofErr w:type="spellStart"/>
+      <w:proofErr w:type="gramStart"/>
+      <w:r>
+        <w:t>curso.</w:t>
+      </w:r>
+      <w:r>
+        <w:t>quarter</w:t>
+      </w:r>
+      <w:proofErr w:type="spellEnd"/>
+      <w:proofErr w:type="gramEnd"/>
+      <w:r>
+        <w:t xml:space="preserve"> %}</w:t>
       </w:r>
     </w:p>
     <w:p>
       <w:pPr>
         <w:pStyle w:val="Ttulo3"/>
-        <w:rPr>
-          <w:lang w:val="en-US"/>
-        </w:rPr>
-      </w:pPr>
-      <w:r>
-        <w:rPr>
-          <w:lang w:val="en-US"/>
-        </w:rPr>
-        <w:t>{{ rate.name }}</w:t>
+      </w:pPr>
+      <w:proofErr w:type="gramStart"/>
+      <w:r>
+        <w:t xml:space="preserve">{{ </w:t>
+      </w:r>
+      <w:r>
+        <w:t>cuatrimestre</w:t>
+      </w:r>
+      <w:r>
+        <w:t>.name</w:t>
+      </w:r>
+      <w:proofErr w:type="gramEnd"/>
+      <w:r>
+        <w:t xml:space="preserve"> }}</w:t>
       </w:r>
     </w:p>
     <w:p>
@@ -1041,7 +1264,29 @@
         <w:rPr>
           <w:lang w:val="en-US"/>
         </w:rPr>
-        <w:t>chart in rate.charts %</w:t>
+        <w:t>rate</w:t>
+      </w:r>
+      <w:r>
+        <w:rPr>
+          <w:lang w:val="en-US"/>
+        </w:rPr>
+        <w:t xml:space="preserve"> in </w:t>
+      </w:r>
+      <w:proofErr w:type="spellStart"/>
+      <w:proofErr w:type="gramStart"/>
+      <w:r>
+        <w:rPr>
+          <w:lang w:val="en-US"/>
+        </w:rPr>
+        <w:t>cuatrimestre.rates</w:t>
+      </w:r>
+      <w:proofErr w:type="spellEnd"/>
+      <w:proofErr w:type="gramEnd"/>
+      <w:r>
+        <w:rPr>
+          <w:lang w:val="en-US"/>
+        </w:rPr>
+        <w:t>%</w:t>
       </w:r>
       <w:r>
         <w:rPr>
@@ -1052,16 +1297,183 @@
     </w:p>
     <w:p>
       <w:pPr>
+        <w:rPr>
+          <w:lang w:val="en-US"/>
+        </w:rPr>
+      </w:pPr>
+      <w:r>
+        <w:rPr>
+          <w:lang w:val="en-US"/>
+        </w:rPr>
+        <w:t xml:space="preserve">{%p for </w:t>
+      </w:r>
+      <w:r>
+        <w:rPr>
+          <w:lang w:val="en-US"/>
+        </w:rPr>
+        <w:t xml:space="preserve">part </w:t>
+      </w:r>
+      <w:r>
+        <w:rPr>
+          <w:lang w:val="en-US"/>
+        </w:rPr>
+        <w:t xml:space="preserve">in </w:t>
+      </w:r>
+      <w:proofErr w:type="spellStart"/>
+      <w:proofErr w:type="gramStart"/>
+      <w:r>
+        <w:rPr>
+          <w:lang w:val="en-US"/>
+        </w:rPr>
+        <w:t>rate.parts</w:t>
+      </w:r>
+      <w:proofErr w:type="spellEnd"/>
+      <w:proofErr w:type="gramEnd"/>
+      <w:r>
+        <w:rPr>
+          <w:lang w:val="en-US"/>
+        </w:rPr>
+        <w:t xml:space="preserve"> </w:t>
+      </w:r>
+      <w:r>
+        <w:rPr>
+          <w:lang w:val="en-US"/>
+        </w:rPr>
+        <w:t>%}</w:t>
+      </w:r>
+    </w:p>
+    <w:p>
+      <w:pPr>
+        <w:rPr>
+          <w:lang w:val="en-US"/>
+        </w:rPr>
+      </w:pPr>
+    </w:p>
+    <w:p>
+      <w:pPr>
         <w:jc w:val="center"/>
         <w:rPr>
           <w:lang w:val="en-US"/>
         </w:rPr>
       </w:pPr>
-      <w:r>
-        <w:rPr>
-          <w:lang w:val="en-US"/>
-        </w:rPr>
-        <w:t>{{ chart }}</w:t>
+      <w:proofErr w:type="gramStart"/>
+      <w:r>
+        <w:rPr>
+          <w:lang w:val="en-US"/>
+        </w:rPr>
+        <w:t xml:space="preserve">{{ </w:t>
+      </w:r>
+      <w:proofErr w:type="spellStart"/>
+      <w:r>
+        <w:rPr>
+          <w:lang w:val="en-US"/>
+        </w:rPr>
+        <w:t>part</w:t>
+      </w:r>
+      <w:proofErr w:type="gramEnd"/>
+      <w:r>
+        <w:rPr>
+          <w:lang w:val="en-US"/>
+        </w:rPr>
+        <w:t>.line_</w:t>
+      </w:r>
+      <w:proofErr w:type="gramStart"/>
+      <w:r>
+        <w:rPr>
+          <w:lang w:val="en-US"/>
+        </w:rPr>
+        <w:t>chart</w:t>
+      </w:r>
+      <w:proofErr w:type="spellEnd"/>
+      <w:r>
+        <w:rPr>
+          <w:lang w:val="en-US"/>
+        </w:rPr>
+        <w:t xml:space="preserve"> }</w:t>
+      </w:r>
+      <w:proofErr w:type="gramEnd"/>
+      <w:r>
+        <w:rPr>
+          <w:lang w:val="en-US"/>
+        </w:rPr>
+        <w:t>}</w:t>
+      </w:r>
+    </w:p>
+    <w:p>
+      <w:pPr>
+        <w:jc w:val="center"/>
+        <w:rPr>
+          <w:lang w:val="en-US"/>
+        </w:rPr>
+      </w:pPr>
+      <w:proofErr w:type="gramStart"/>
+      <w:r>
+        <w:rPr>
+          <w:lang w:val="en-US"/>
+        </w:rPr>
+        <w:t xml:space="preserve">{{ </w:t>
+      </w:r>
+      <w:proofErr w:type="spellStart"/>
+      <w:r>
+        <w:rPr>
+          <w:lang w:val="en-US"/>
+        </w:rPr>
+        <w:t>part</w:t>
+      </w:r>
+      <w:proofErr w:type="gramEnd"/>
+      <w:r>
+        <w:rPr>
+          <w:lang w:val="en-US"/>
+        </w:rPr>
+        <w:t>.table_</w:t>
+      </w:r>
+      <w:proofErr w:type="gramStart"/>
+      <w:r>
+        <w:rPr>
+          <w:lang w:val="en-US"/>
+        </w:rPr>
+        <w:t>chart</w:t>
+      </w:r>
+      <w:proofErr w:type="spellEnd"/>
+      <w:r>
+        <w:rPr>
+          <w:lang w:val="en-US"/>
+        </w:rPr>
+        <w:t xml:space="preserve"> }</w:t>
+      </w:r>
+      <w:proofErr w:type="gramEnd"/>
+      <w:r>
+        <w:rPr>
+          <w:lang w:val="en-US"/>
+        </w:rPr>
+        <w:t>}</w:t>
+      </w:r>
+    </w:p>
+    <w:p>
+      <w:pPr>
+        <w:rPr>
+          <w:lang w:val="en-US"/>
+        </w:rPr>
+      </w:pPr>
+      <w:r>
+        <w:rPr>
+          <w:lang w:val="en-US"/>
+        </w:rPr>
+        <w:t xml:space="preserve">{%p </w:t>
+      </w:r>
+      <w:proofErr w:type="spellStart"/>
+      <w:r>
+        <w:rPr>
+          <w:lang w:val="en-US"/>
+        </w:rPr>
+        <w:t>endfor</w:t>
+      </w:r>
+      <w:proofErr w:type="spellEnd"/>
+      <w:r>
+        <w:rPr>
+          <w:lang w:val="en-US"/>
+        </w:rPr>
+        <w:t xml:space="preserve"> %}</w:t>
       </w:r>
     </w:p>
     <w:p>
@@ -1080,23 +1492,85 @@
         <w:rPr>
           <w:lang w:val="en-US"/>
         </w:rPr>
-        <w:t>%p if not loop.last %}</w:t>
-      </w:r>
-    </w:p>
-    <w:p>
-      <w:pPr>
-        <w:rPr>
-          <w:lang w:val="en-US"/>
-        </w:rPr>
-      </w:pPr>
-      <w:r>
-        <w:rPr>
-          <w:noProof/>
-          <w:lang w:val="en-US"/>
-        </w:rPr>
-        <w:pict w14:anchorId="1B48A842">
-          <v:rect id="_x0000_i1026" alt="" style="width:425.2pt;height:.05pt;mso-width-percent:0;mso-height-percent:0;mso-width-percent:0;mso-height-percent:0" o:hralign="center" o:hrstd="t" o:hr="t" fillcolor="#a0a0a0" stroked="f"/>
-        </w:pict>
+        <w:t xml:space="preserve">%p if not </w:t>
+      </w:r>
+      <w:proofErr w:type="spellStart"/>
+      <w:proofErr w:type="gramStart"/>
+      <w:r>
+        <w:rPr>
+          <w:lang w:val="en-US"/>
+        </w:rPr>
+        <w:t>loop.last</w:t>
+      </w:r>
+      <w:proofErr w:type="spellEnd"/>
+      <w:proofErr w:type="gramEnd"/>
+      <w:r>
+        <w:rPr>
+          <w:lang w:val="en-US"/>
+        </w:rPr>
+        <w:t xml:space="preserve"> %}</w:t>
+      </w:r>
+    </w:p>
+    <w:p>
+      <w:pPr>
+        <w:jc w:val="left"/>
+        <w:rPr>
+          <w:lang w:val="en-US"/>
+        </w:rPr>
+      </w:pPr>
+      <w:r>
+        <w:rPr>
+          <w:lang w:val="en-US"/>
+        </w:rPr>
+        <w:br w:type="page"/>
+      </w:r>
+    </w:p>
+    <w:p>
+      <w:pPr>
+        <w:rPr>
+          <w:lang w:val="en-US"/>
+        </w:rPr>
+      </w:pPr>
+    </w:p>
+    <w:p>
+      <w:pPr>
+        <w:rPr>
+          <w:lang w:val="en-US"/>
+        </w:rPr>
+      </w:pPr>
+      <w:r>
+        <w:rPr>
+          <w:lang w:val="en-US"/>
+        </w:rPr>
+        <w:t>{%p endif %}</w:t>
+      </w:r>
+    </w:p>
+    <w:p>
+      <w:pPr>
+        <w:jc w:val="left"/>
+        <w:rPr>
+          <w:lang w:val="en-US"/>
+        </w:rPr>
+      </w:pPr>
+      <w:r>
+        <w:rPr>
+          <w:lang w:val="en-US"/>
+        </w:rPr>
+        <w:t xml:space="preserve">{%p </w:t>
+      </w:r>
+      <w:proofErr w:type="spellStart"/>
+      <w:r>
+        <w:rPr>
+          <w:lang w:val="en-US"/>
+        </w:rPr>
+        <w:t>endfor</w:t>
+      </w:r>
+      <w:proofErr w:type="spellEnd"/>
+      <w:r>
+        <w:rPr>
+          <w:lang w:val="en-US"/>
+        </w:rPr>
+        <w:t xml:space="preserve"> %}</w:t>
       </w:r>
     </w:p>
     <w:p>
@@ -1115,142 +1589,167 @@
         <w:rPr>
           <w:lang w:val="en-US"/>
         </w:rPr>
-        <w:t xml:space="preserve">%p </w:t>
-      </w:r>
-      <w:r>
-        <w:rPr>
-          <w:lang w:val="en-US"/>
-        </w:rPr>
+        <w:t xml:space="preserve">%p if not </w:t>
+      </w:r>
+      <w:proofErr w:type="spellStart"/>
+      <w:proofErr w:type="gramStart"/>
+      <w:r>
+        <w:rPr>
+          <w:lang w:val="en-US"/>
+        </w:rPr>
+        <w:t>loop.last</w:t>
+      </w:r>
+      <w:proofErr w:type="spellEnd"/>
+      <w:proofErr w:type="gramEnd"/>
+      <w:r>
+        <w:rPr>
+          <w:lang w:val="en-US"/>
+        </w:rPr>
+        <w:t xml:space="preserve"> %}</w:t>
+      </w:r>
+    </w:p>
+    <w:p>
+      <w:pPr>
+        <w:jc w:val="left"/>
+        <w:rPr>
+          <w:lang w:val="en-US"/>
+        </w:rPr>
+      </w:pPr>
+      <w:r>
+        <w:rPr>
+          <w:lang w:val="en-US"/>
+        </w:rPr>
+        <w:br w:type="page"/>
+      </w:r>
+    </w:p>
+    <w:p>
+      <w:pPr>
+        <w:rPr>
+          <w:lang w:val="en-US"/>
+        </w:rPr>
+      </w:pPr>
+    </w:p>
+    <w:p>
+      <w:pPr>
+        <w:rPr>
+          <w:lang w:val="en-US"/>
+        </w:rPr>
+      </w:pPr>
+      <w:r>
+        <w:rPr>
+          <w:lang w:val="en-US"/>
+        </w:rPr>
+        <w:t>{%p endif %}</w:t>
+      </w:r>
+    </w:p>
+    <w:p>
+      <w:pPr>
+        <w:jc w:val="left"/>
+        <w:rPr>
+          <w:lang w:val="en-US"/>
+        </w:rPr>
+      </w:pPr>
+      <w:r>
+        <w:rPr>
+          <w:lang w:val="en-US"/>
+        </w:rPr>
+        <w:t xml:space="preserve">{%p </w:t>
+      </w:r>
+      <w:proofErr w:type="spellStart"/>
+      <w:r>
+        <w:rPr>
+          <w:lang w:val="en-US"/>
+        </w:rPr>
+        <w:t>endfor</w:t>
+      </w:r>
+      <w:proofErr w:type="spellEnd"/>
+      <w:r>
+        <w:rPr>
+          <w:lang w:val="en-US"/>
+        </w:rPr>
+        <w:t xml:space="preserve"> %}</w:t>
+      </w:r>
+    </w:p>
+    <w:p>
+      <w:pPr>
+        <w:rPr>
+          <w:lang w:val="en-US"/>
+        </w:rPr>
+      </w:pPr>
+      <w:r>
+        <w:rPr>
+          <w:lang w:val="en-US"/>
+        </w:rPr>
+        <w:t>{</w:t>
+      </w:r>
+      <w:r>
+        <w:rPr>
+          <w:lang w:val="en-US"/>
+        </w:rPr>
+        <w:t xml:space="preserve">%p if not </w:t>
+      </w:r>
+      <w:proofErr w:type="spellStart"/>
+      <w:proofErr w:type="gramStart"/>
+      <w:r>
+        <w:rPr>
+          <w:lang w:val="en-US"/>
+        </w:rPr>
+        <w:t>loop.last</w:t>
+      </w:r>
+      <w:proofErr w:type="spellEnd"/>
+      <w:proofErr w:type="gramEnd"/>
+      <w:r>
+        <w:rPr>
+          <w:lang w:val="en-US"/>
+        </w:rPr>
+        <w:t xml:space="preserve"> %}</w:t>
+      </w:r>
+    </w:p>
+    <w:p>
+      <w:pPr>
+        <w:jc w:val="left"/>
+        <w:rPr>
+          <w:lang w:val="en-US"/>
+        </w:rPr>
+      </w:pPr>
+      <w:r>
+        <w:rPr>
+          <w:lang w:val="en-US"/>
+        </w:rPr>
+        <w:br w:type="page"/>
+      </w:r>
+    </w:p>
+    <w:p>
+      <w:pPr>
+        <w:rPr>
+          <w:lang w:val="en-US"/>
+        </w:rPr>
+      </w:pPr>
+    </w:p>
+    <w:p>
+      <w:r>
+        <w:t xml:space="preserve">{%p </w:t>
+      </w:r>
+      <w:proofErr w:type="spellStart"/>
+      <w:r>
         <w:t>endif</w:t>
       </w:r>
-      <w:r>
-        <w:rPr>
-          <w:lang w:val="en-US"/>
-        </w:rPr>
+      <w:proofErr w:type="spellEnd"/>
+      <w:r>
         <w:t xml:space="preserve"> %}</w:t>
       </w:r>
     </w:p>
     <w:p>
-      <w:pPr>
-        <w:jc w:val="left"/>
-        <w:rPr>
-          <w:lang w:val="en-US"/>
-        </w:rPr>
-      </w:pPr>
-      <w:r>
-        <w:rPr>
-          <w:lang w:val="en-US"/>
-        </w:rPr>
-        <w:t>{%p endfor %}</w:t>
-      </w:r>
-    </w:p>
-    <w:p>
-      <w:pPr>
-        <w:rPr>
-          <w:lang w:val="en-US"/>
-        </w:rPr>
-      </w:pPr>
-      <w:r>
-        <w:rPr>
-          <w:lang w:val="en-US"/>
-        </w:rPr>
-        <w:t>{</w:t>
-      </w:r>
-      <w:r>
-        <w:rPr>
-          <w:lang w:val="en-US"/>
-        </w:rPr>
-        <w:t>%p if not loop.last %}</w:t>
-      </w:r>
-    </w:p>
-    <w:p>
-      <w:pPr>
-        <w:jc w:val="left"/>
-        <w:rPr>
-          <w:lang w:val="en-US"/>
-        </w:rPr>
-      </w:pPr>
-      <w:r>
-        <w:rPr>
-          <w:lang w:val="en-US"/>
-        </w:rPr>
-        <w:br w:type="page"/>
-      </w:r>
-    </w:p>
-    <w:p>
-      <w:pPr>
-        <w:rPr>
-          <w:lang w:val="en-US"/>
-        </w:rPr>
-      </w:pPr>
-    </w:p>
-    <w:p>
-      <w:r>
-        <w:t>{%p endif %}</w:t>
-      </w:r>
-    </w:p>
-    <w:p>
-      <w:pPr>
-        <w:jc w:val="left"/>
-        <w:rPr>
-          <w:lang w:val="en-US"/>
-        </w:rPr>
-      </w:pPr>
-      <w:r>
-        <w:rPr>
-          <w:lang w:val="en-US"/>
-        </w:rPr>
-        <w:t>{%p endfor %}</w:t>
-      </w:r>
-    </w:p>
-    <w:p>
-      <w:pPr>
-        <w:rPr>
-          <w:lang w:val="en-US"/>
-        </w:rPr>
-      </w:pPr>
-      <w:r>
-        <w:rPr>
-          <w:lang w:val="en-US"/>
-        </w:rPr>
-        <w:t>{</w:t>
-      </w:r>
-      <w:r>
-        <w:rPr>
-          <w:lang w:val="en-US"/>
-        </w:rPr>
-        <w:t>%p if not loop.last %}</w:t>
-      </w:r>
-    </w:p>
-    <w:p>
-      <w:pPr>
-        <w:jc w:val="left"/>
-        <w:rPr>
-          <w:lang w:val="en-US"/>
-        </w:rPr>
-      </w:pPr>
-      <w:r>
-        <w:rPr>
-          <w:lang w:val="en-US"/>
-        </w:rPr>
-        <w:br w:type="page"/>
-      </w:r>
-    </w:p>
-    <w:p>
-      <w:pPr>
-        <w:rPr>
-          <w:lang w:val="en-US"/>
-        </w:rPr>
-      </w:pPr>
-    </w:p>
-    <w:p>
-      <w:r>
-        <w:t>{%p endif %}</w:t>
-      </w:r>
-    </w:p>
-    <w:p>
-      <w:r>
-        <w:t>{%p endfor %}</w:t>
+      <w:r>
+        <w:t xml:space="preserve">{%p </w:t>
+      </w:r>
+      <w:proofErr w:type="spellStart"/>
+      <w:r>
+        <w:t>endfor</w:t>
+      </w:r>
+      <w:proofErr w:type="spellEnd"/>
+      <w:r>
+        <w:t xml:space="preserve"> %}</w:t>
       </w:r>
     </w:p>
     <w:p>
@@ -1284,31 +1783,111 @@
           <w:lang w:val="en-US"/>
         </w:rPr>
       </w:pPr>
-      <w:r>
-        <w:rPr>
-          <w:lang w:val="en-US"/>
-        </w:rPr>
-        <w:t>{{ breakdown_data.resume_chart }}</w:t>
-      </w:r>
-    </w:p>
-    <w:p>
-      <w:pPr>
-        <w:rPr>
-          <w:lang w:val="en-US"/>
-        </w:rPr>
-      </w:pPr>
-      <w:r>
-        <w:rPr>
-          <w:lang w:val="en-US"/>
-        </w:rPr>
-        <w:t>{{ breakdown_data.resume_</w:t>
-      </w:r>
-      <w:r>
-        <w:rPr>
-          <w:lang w:val="en-US"/>
-        </w:rPr>
-        <w:t>text</w:t>
-      </w:r>
+      <w:proofErr w:type="gramStart"/>
+      <w:r>
+        <w:rPr>
+          <w:lang w:val="en-US"/>
+        </w:rPr>
+        <w:t xml:space="preserve">{{ </w:t>
+      </w:r>
+      <w:proofErr w:type="spellStart"/>
+      <w:r>
+        <w:rPr>
+          <w:lang w:val="en-US"/>
+        </w:rPr>
+        <w:t>course</w:t>
+      </w:r>
+      <w:proofErr w:type="gramEnd"/>
+      <w:r>
+        <w:rPr>
+          <w:lang w:val="en-US"/>
+        </w:rPr>
+        <w:t>_</w:t>
+      </w:r>
+      <w:proofErr w:type="gramStart"/>
+      <w:r>
+        <w:rPr>
+          <w:lang w:val="en-US"/>
+        </w:rPr>
+        <w:t>data.resume</w:t>
+      </w:r>
+      <w:proofErr w:type="gramEnd"/>
+      <w:r>
+        <w:rPr>
+          <w:lang w:val="en-US"/>
+        </w:rPr>
+        <w:t>_</w:t>
+      </w:r>
+      <w:proofErr w:type="gramStart"/>
+      <w:r>
+        <w:rPr>
+          <w:lang w:val="en-US"/>
+        </w:rPr>
+        <w:t>chart</w:t>
+      </w:r>
+      <w:proofErr w:type="spellEnd"/>
+      <w:r>
+        <w:rPr>
+          <w:lang w:val="en-US"/>
+        </w:rPr>
+        <w:t xml:space="preserve"> }</w:t>
+      </w:r>
+      <w:proofErr w:type="gramEnd"/>
+      <w:r>
+        <w:rPr>
+          <w:lang w:val="en-US"/>
+        </w:rPr>
+        <w:t>}</w:t>
+      </w:r>
+    </w:p>
+    <w:p>
+      <w:pPr>
+        <w:rPr>
+          <w:lang w:val="en-US"/>
+        </w:rPr>
+      </w:pPr>
+      <w:proofErr w:type="gramStart"/>
+      <w:r>
+        <w:rPr>
+          <w:lang w:val="en-US"/>
+        </w:rPr>
+        <w:t xml:space="preserve">{{ </w:t>
+      </w:r>
+      <w:proofErr w:type="spellStart"/>
+      <w:r>
+        <w:rPr>
+          <w:lang w:val="en-US"/>
+        </w:rPr>
+        <w:t>course</w:t>
+      </w:r>
+      <w:proofErr w:type="gramEnd"/>
+      <w:r>
+        <w:rPr>
+          <w:lang w:val="en-US"/>
+        </w:rPr>
+        <w:t>_</w:t>
+      </w:r>
+      <w:proofErr w:type="gramStart"/>
+      <w:r>
+        <w:rPr>
+          <w:lang w:val="en-US"/>
+        </w:rPr>
+        <w:t>data</w:t>
+      </w:r>
+      <w:r>
+        <w:rPr>
+          <w:lang w:val="en-US"/>
+        </w:rPr>
+        <w:t>.resume</w:t>
+      </w:r>
+      <w:proofErr w:type="gramEnd"/>
+      <w:r>
+        <w:rPr>
+          <w:lang w:val="en-US"/>
+        </w:rPr>
+        <w:t>_text</w:t>
+      </w:r>
+      <w:proofErr w:type="spellEnd"/>
       <w:r>
         <w:rPr>
           <w:lang w:val="en-US"/>
@@ -1381,10 +1960,7 @@
     <w:p>
       <w:r>
         <w:lastRenderedPageBreak/>
-        <w:t>En este apartado se desglosa el rendimiento académico de la titulación agrupando las</w:t>
-      </w:r>
-      <w:r>
-        <w:t xml:space="preserve"> asignaturas</w:t>
+        <w:t>En este apartado se desglosa el rendimiento académico de la titulación agrupando las asignaturas</w:t>
       </w:r>
       <w:r>
         <w:rPr>
@@ -1393,10 +1969,7 @@
         <w:t xml:space="preserve"> </w:t>
       </w:r>
       <w:r>
-        <w:t xml:space="preserve">según su naturaleza y función dentro del plan de estudios. Este análisis es fundamental para entender cómo se distribuye el esfuerzo del alumnado y el éxito docente en las diferentes etapas de la formación, desde la acogida en los primeros cursos hasta la culminación del </w:t>
-      </w:r>
-      <w:r>
-        <w:t>título.</w:t>
+        <w:t>según su naturaleza y función dentro del plan de estudios. Este análisis es fundamental para entender cómo se distribuye el esfuerzo del alumnado y el éxito docente en las diferentes etapas de la formación, desde la acogida en los primeros cursos hasta la culminación del título.</w:t>
       </w:r>
     </w:p>
     <w:p>
@@ -1454,13 +2027,7 @@
         <w:t>Obligatorias:</w:t>
       </w:r>
       <w:r>
-        <w:t xml:space="preserve"> Constituyen el núcleo central y específico de la titulación. Son</w:t>
-      </w:r>
-      <w:r>
-        <w:t xml:space="preserve"> asignaturas </w:t>
-      </w:r>
-      <w:r>
-        <w:t xml:space="preserve">necesarias para adquirir </w:t>
+        <w:t xml:space="preserve"> Constituyen el núcleo central y específico de la titulación. Son asignaturas necesarias para adquirir </w:t>
       </w:r>
       <w:r>
         <w:rPr>
@@ -1530,12 +2097,7 @@
           <w:ilvl w:val="0"/>
           <w:numId w:val="9"/>
         </w:numPr>
-        <w:sectPr>
-          <w:pgSz w:w="11906" w:h="16838"/>
-          <w:pgMar w:top="1417" w:right="1701" w:bottom="1417" w:left="1701" w:header="708" w:footer="708" w:gutter="0"/>
-          <w:cols w:space="708"/>
-          <w:docGrid w:linePitch="360"/>
-        </w:sectPr>
+        <w:jc w:val="left"/>
       </w:pPr>
       <w:r>
         <w:rPr>
@@ -1545,44 +2107,88 @@
         <w:t>Trabajo de Fin de Grado (TFG) / Máster (TFM):</w:t>
       </w:r>
       <w:r>
-        <w:t xml:space="preserve"> Es el ejercicio de integración de todos los conocimientos adquiridos. Su análisis permite evaluar la capacidad final del estudiante para proyectar de forma autónoma lo aprendido durante la titulación.</w:t>
-      </w:r>
-    </w:p>
-    <w:p>
-      <w:pPr>
-        <w:pStyle w:val="Prrafodelista"/>
-      </w:pPr>
+        <w:t xml:space="preserve"> Es el ejercicio de integración de todos los conocimientos adquiridos. Su análisis permite evaluar la capacidad final del estudiante para proyectar de forma autónoma lo aprendido durante la titulació</w:t>
+      </w:r>
+      <w:r>
+        <w:t>n</w:t>
+      </w:r>
     </w:p>
     <w:p>
       <w:pPr>
         <w:jc w:val="left"/>
-        <w:rPr>
-          <w:lang w:val="en-US"/>
-        </w:rPr>
-      </w:pPr>
-      <w:r>
-        <w:rPr>
-          <w:lang w:val="en-US"/>
-        </w:rPr>
-        <w:t>{%p for t</w:t>
-      </w:r>
-      <w:r>
-        <w:rPr>
-          <w:lang w:val="en-US"/>
-        </w:rPr>
-        <w:t>y</w:t>
-      </w:r>
-      <w:r>
-        <w:rPr>
-          <w:lang w:val="en-US"/>
-        </w:rPr>
-        <w:t>pology in typology</w:t>
-      </w:r>
-      <w:r>
-        <w:rPr>
-          <w:lang w:val="en-US"/>
-        </w:rPr>
-        <w:t xml:space="preserve">_data.breakdown </w:t>
+      </w:pPr>
+      <w:r>
+        <w:br w:type="page"/>
+      </w:r>
+    </w:p>
+    <w:p>
+      <w:pPr>
+        <w:pStyle w:val="Ttulo2"/>
+      </w:pPr>
+      <w:r>
+        <w:lastRenderedPageBreak/>
+        <w:t>Desglose por tipología</w:t>
+      </w:r>
+    </w:p>
+    <w:p>
+      <w:pPr>
+        <w:rPr>
+          <w:lang w:val="en-US"/>
+        </w:rPr>
+      </w:pPr>
+      <w:r>
+        <w:rPr>
+          <w:lang w:val="en-US"/>
+        </w:rPr>
+        <w:t xml:space="preserve">{%p for </w:t>
+      </w:r>
+      <w:proofErr w:type="spellStart"/>
+      <w:r>
+        <w:rPr>
+          <w:lang w:val="en-US"/>
+        </w:rPr>
+        <w:t>curso</w:t>
+      </w:r>
+      <w:proofErr w:type="spellEnd"/>
+      <w:r>
+        <w:rPr>
+          <w:lang w:val="en-US"/>
+        </w:rPr>
+        <w:t xml:space="preserve"> in </w:t>
+      </w:r>
+      <w:proofErr w:type="spellStart"/>
+      <w:r>
+        <w:rPr>
+          <w:lang w:val="en-US"/>
+        </w:rPr>
+        <w:t>tipologies</w:t>
+      </w:r>
+      <w:r>
+        <w:rPr>
+          <w:lang w:val="en-US"/>
+        </w:rPr>
+        <w:t>_</w:t>
+      </w:r>
+      <w:proofErr w:type="gramStart"/>
+      <w:r>
+        <w:rPr>
+          <w:lang w:val="en-US"/>
+        </w:rPr>
+        <w:t>data</w:t>
+      </w:r>
+      <w:r>
+        <w:rPr>
+          <w:lang w:val="en-US"/>
+        </w:rPr>
+        <w:t>.breakdown</w:t>
+      </w:r>
+      <w:proofErr w:type="spellEnd"/>
+      <w:proofErr w:type="gramEnd"/>
+      <w:r>
+        <w:rPr>
+          <w:lang w:val="en-US"/>
+        </w:rPr>
+        <w:t xml:space="preserve"> </w:t>
       </w:r>
       <w:r>
         <w:rPr>
@@ -1593,47 +2199,810 @@
     </w:p>
     <w:p>
       <w:pPr>
+        <w:pStyle w:val="Ttulo3"/>
+        <w:rPr>
+          <w:lang w:val="en-US"/>
+        </w:rPr>
+      </w:pPr>
+      <w:proofErr w:type="spellStart"/>
+      <w:r>
+        <w:rPr>
+          <w:lang w:val="en-US"/>
+        </w:rPr>
+        <w:t>Curso</w:t>
+      </w:r>
+      <w:proofErr w:type="spellEnd"/>
+      <w:r>
+        <w:rPr>
+          <w:lang w:val="en-US"/>
+        </w:rPr>
+        <w:t xml:space="preserve"> – </w:t>
+      </w:r>
+      <w:proofErr w:type="gramStart"/>
+      <w:r>
+        <w:rPr>
+          <w:lang w:val="en-US"/>
+        </w:rPr>
+        <w:t>{{ curso.name</w:t>
+      </w:r>
+      <w:proofErr w:type="gramEnd"/>
+      <w:r>
+        <w:rPr>
+          <w:lang w:val="en-US"/>
+        </w:rPr>
+        <w:t xml:space="preserve"> }}</w:t>
+      </w:r>
+    </w:p>
+    <w:p>
+      <w:pPr>
+        <w:rPr>
+          <w:lang w:val="en-US"/>
+        </w:rPr>
+      </w:pPr>
+      <w:r>
+        <w:rPr>
+          <w:lang w:val="en-US"/>
+        </w:rPr>
+        <w:t xml:space="preserve">{%p for </w:t>
+      </w:r>
+      <w:proofErr w:type="spellStart"/>
+      <w:r>
+        <w:rPr>
+          <w:lang w:val="en-US"/>
+        </w:rPr>
+        <w:t>tipologie</w:t>
+      </w:r>
+      <w:proofErr w:type="spellEnd"/>
+      <w:r>
+        <w:rPr>
+          <w:lang w:val="en-US"/>
+        </w:rPr>
+        <w:t xml:space="preserve"> in </w:t>
+      </w:r>
+      <w:proofErr w:type="spellStart"/>
+      <w:proofErr w:type="gramStart"/>
+      <w:r>
+        <w:rPr>
+          <w:lang w:val="en-US"/>
+        </w:rPr>
+        <w:t>curso.tipologies</w:t>
+      </w:r>
+      <w:proofErr w:type="spellEnd"/>
+      <w:proofErr w:type="gramEnd"/>
+      <w:r>
+        <w:rPr>
+          <w:lang w:val="en-US"/>
+        </w:rPr>
+        <w:t xml:space="preserve"> </w:t>
+      </w:r>
+      <w:r>
+        <w:rPr>
+          <w:lang w:val="en-US"/>
+        </w:rPr>
+        <w:t>%}</w:t>
+      </w:r>
+    </w:p>
+    <w:p>
+      <w:pPr>
+        <w:pStyle w:val="Ttulo4"/>
+        <w:rPr>
+          <w:lang w:val="en-US"/>
+        </w:rPr>
+      </w:pPr>
+      <w:proofErr w:type="spellStart"/>
+      <w:r>
+        <w:rPr>
+          <w:lang w:val="en-US"/>
+        </w:rPr>
+        <w:t>Tipología</w:t>
+      </w:r>
+      <w:proofErr w:type="spellEnd"/>
+      <w:r>
+        <w:rPr>
+          <w:lang w:val="en-US"/>
+        </w:rPr>
+        <w:t xml:space="preserve"> – </w:t>
+      </w:r>
+      <w:proofErr w:type="gramStart"/>
+      <w:r>
+        <w:rPr>
+          <w:lang w:val="en-US"/>
+        </w:rPr>
+        <w:t>{{ tipologie.name</w:t>
+      </w:r>
+      <w:proofErr w:type="gramEnd"/>
+      <w:r>
+        <w:rPr>
+          <w:lang w:val="en-US"/>
+        </w:rPr>
+        <w:t xml:space="preserve"> }}</w:t>
+      </w:r>
+    </w:p>
+    <w:p>
+      <w:pPr>
+        <w:rPr>
+          <w:lang w:val="en-US"/>
+        </w:rPr>
+      </w:pPr>
+      <w:r>
+        <w:rPr>
+          <w:lang w:val="en-US"/>
+        </w:rPr>
+        <w:t xml:space="preserve">{%p for </w:t>
+      </w:r>
+      <w:r>
+        <w:rPr>
+          <w:lang w:val="en-US"/>
+        </w:rPr>
+        <w:t xml:space="preserve">rate </w:t>
+      </w:r>
+      <w:r>
+        <w:rPr>
+          <w:lang w:val="en-US"/>
+        </w:rPr>
+        <w:t xml:space="preserve">in </w:t>
+      </w:r>
+      <w:proofErr w:type="spellStart"/>
+      <w:proofErr w:type="gramStart"/>
+      <w:r>
+        <w:rPr>
+          <w:lang w:val="en-US"/>
+        </w:rPr>
+        <w:t>tipologie.</w:t>
+      </w:r>
+      <w:r>
+        <w:rPr>
+          <w:lang w:val="en-US"/>
+        </w:rPr>
+        <w:t>rates</w:t>
+      </w:r>
+      <w:proofErr w:type="spellEnd"/>
+      <w:proofErr w:type="gramEnd"/>
+      <w:r>
+        <w:rPr>
+          <w:lang w:val="en-US"/>
+        </w:rPr>
+        <w:t xml:space="preserve"> </w:t>
+      </w:r>
+      <w:r>
+        <w:rPr>
+          <w:lang w:val="en-US"/>
+        </w:rPr>
+        <w:t>%}</w:t>
+      </w:r>
+    </w:p>
+    <w:p>
+      <w:pPr>
+        <w:pStyle w:val="Ttulo5"/>
+        <w:rPr>
+          <w:lang w:val="en-US"/>
+        </w:rPr>
+      </w:pPr>
+      <w:proofErr w:type="gramStart"/>
+      <w:r>
+        <w:rPr>
+          <w:lang w:val="en-US"/>
+        </w:rPr>
+        <w:t>{{ rate.name</w:t>
+      </w:r>
+      <w:proofErr w:type="gramEnd"/>
+      <w:r>
+        <w:rPr>
+          <w:lang w:val="en-US"/>
+        </w:rPr>
+        <w:t xml:space="preserve"> }}</w:t>
+      </w:r>
+    </w:p>
+    <w:p>
+      <w:pPr>
+        <w:rPr>
+          <w:lang w:val="en-US"/>
+        </w:rPr>
+      </w:pPr>
+      <w:r>
+        <w:rPr>
+          <w:lang w:val="en-US"/>
+        </w:rPr>
+        <w:t xml:space="preserve">{%p for </w:t>
+      </w:r>
+      <w:r>
+        <w:rPr>
+          <w:lang w:val="en-US"/>
+        </w:rPr>
+        <w:t xml:space="preserve">part </w:t>
+      </w:r>
+      <w:r>
+        <w:rPr>
+          <w:lang w:val="en-US"/>
+        </w:rPr>
+        <w:t xml:space="preserve">in </w:t>
+      </w:r>
+      <w:proofErr w:type="spellStart"/>
+      <w:proofErr w:type="gramStart"/>
+      <w:r>
+        <w:rPr>
+          <w:lang w:val="en-US"/>
+        </w:rPr>
+        <w:t>rate.parts</w:t>
+      </w:r>
+      <w:proofErr w:type="spellEnd"/>
+      <w:proofErr w:type="gramEnd"/>
+      <w:r>
+        <w:rPr>
+          <w:lang w:val="en-US"/>
+        </w:rPr>
+        <w:t xml:space="preserve"> </w:t>
+      </w:r>
+      <w:r>
+        <w:rPr>
+          <w:lang w:val="en-US"/>
+        </w:rPr>
+        <w:t>%}</w:t>
+      </w:r>
+    </w:p>
+    <w:p>
+      <w:pPr>
+        <w:rPr>
+          <w:lang w:val="en-US"/>
+        </w:rPr>
+      </w:pPr>
+    </w:p>
+    <w:p>
+      <w:pPr>
+        <w:jc w:val="center"/>
+        <w:rPr>
+          <w:lang w:val="en-US"/>
+        </w:rPr>
+      </w:pPr>
+      <w:proofErr w:type="gramStart"/>
+      <w:r>
+        <w:rPr>
+          <w:lang w:val="en-US"/>
+        </w:rPr>
+        <w:t xml:space="preserve">{{ </w:t>
+      </w:r>
+      <w:proofErr w:type="spellStart"/>
+      <w:r>
+        <w:rPr>
+          <w:lang w:val="en-US"/>
+        </w:rPr>
+        <w:t>part</w:t>
+      </w:r>
+      <w:proofErr w:type="gramEnd"/>
+      <w:r>
+        <w:rPr>
+          <w:lang w:val="en-US"/>
+        </w:rPr>
+        <w:t>.line_</w:t>
+      </w:r>
+      <w:proofErr w:type="gramStart"/>
+      <w:r>
+        <w:rPr>
+          <w:lang w:val="en-US"/>
+        </w:rPr>
+        <w:t>chart</w:t>
+      </w:r>
+      <w:proofErr w:type="spellEnd"/>
+      <w:r>
+        <w:rPr>
+          <w:lang w:val="en-US"/>
+        </w:rPr>
+        <w:t xml:space="preserve"> }</w:t>
+      </w:r>
+      <w:proofErr w:type="gramEnd"/>
+      <w:r>
+        <w:rPr>
+          <w:lang w:val="en-US"/>
+        </w:rPr>
+        <w:t>}</w:t>
+      </w:r>
+    </w:p>
+    <w:p>
+      <w:pPr>
+        <w:jc w:val="center"/>
+        <w:rPr>
+          <w:lang w:val="en-US"/>
+        </w:rPr>
+      </w:pPr>
+      <w:proofErr w:type="gramStart"/>
+      <w:r>
+        <w:rPr>
+          <w:lang w:val="en-US"/>
+        </w:rPr>
+        <w:t xml:space="preserve">{{ </w:t>
+      </w:r>
+      <w:proofErr w:type="spellStart"/>
+      <w:r>
+        <w:rPr>
+          <w:lang w:val="en-US"/>
+        </w:rPr>
+        <w:t>part</w:t>
+      </w:r>
+      <w:proofErr w:type="gramEnd"/>
+      <w:r>
+        <w:rPr>
+          <w:lang w:val="en-US"/>
+        </w:rPr>
+        <w:t>.table_</w:t>
+      </w:r>
+      <w:proofErr w:type="gramStart"/>
+      <w:r>
+        <w:rPr>
+          <w:lang w:val="en-US"/>
+        </w:rPr>
+        <w:t>chart</w:t>
+      </w:r>
+      <w:proofErr w:type="spellEnd"/>
+      <w:r>
+        <w:rPr>
+          <w:lang w:val="en-US"/>
+        </w:rPr>
+        <w:t xml:space="preserve"> }</w:t>
+      </w:r>
+      <w:proofErr w:type="gramEnd"/>
+      <w:r>
+        <w:rPr>
+          <w:lang w:val="en-US"/>
+        </w:rPr>
+        <w:t>}</w:t>
+      </w:r>
+    </w:p>
+    <w:p>
+      <w:pPr>
+        <w:rPr>
+          <w:lang w:val="en-US"/>
+        </w:rPr>
+      </w:pPr>
+      <w:r>
+        <w:rPr>
+          <w:lang w:val="en-US"/>
+        </w:rPr>
+        <w:t xml:space="preserve">{%p </w:t>
+      </w:r>
+      <w:proofErr w:type="spellStart"/>
+      <w:r>
+        <w:rPr>
+          <w:lang w:val="en-US"/>
+        </w:rPr>
+        <w:t>endfor</w:t>
+      </w:r>
+      <w:proofErr w:type="spellEnd"/>
+      <w:r>
+        <w:rPr>
+          <w:lang w:val="en-US"/>
+        </w:rPr>
+        <w:t xml:space="preserve"> %}</w:t>
+      </w:r>
+    </w:p>
+    <w:p>
+      <w:pPr>
+        <w:rPr>
+          <w:lang w:val="en-US"/>
+        </w:rPr>
+      </w:pPr>
+      <w:r>
+        <w:rPr>
+          <w:lang w:val="en-US"/>
+        </w:rPr>
+        <w:t>{</w:t>
+      </w:r>
+      <w:r>
+        <w:rPr>
+          <w:lang w:val="en-US"/>
+        </w:rPr>
+        <w:t xml:space="preserve">%p if not </w:t>
+      </w:r>
+      <w:proofErr w:type="spellStart"/>
+      <w:proofErr w:type="gramStart"/>
+      <w:r>
+        <w:rPr>
+          <w:lang w:val="en-US"/>
+        </w:rPr>
+        <w:t>loop.last</w:t>
+      </w:r>
+      <w:proofErr w:type="spellEnd"/>
+      <w:proofErr w:type="gramEnd"/>
+      <w:r>
+        <w:rPr>
+          <w:lang w:val="en-US"/>
+        </w:rPr>
+        <w:t xml:space="preserve"> %}</w:t>
+      </w:r>
+    </w:p>
+    <w:p>
+      <w:pPr>
+        <w:jc w:val="left"/>
+        <w:rPr>
+          <w:lang w:val="en-US"/>
+        </w:rPr>
+      </w:pPr>
+      <w:r>
+        <w:rPr>
+          <w:lang w:val="en-US"/>
+        </w:rPr>
+        <w:br w:type="page"/>
+      </w:r>
+    </w:p>
+    <w:p>
+      <w:pPr>
+        <w:rPr>
+          <w:lang w:val="en-US"/>
+        </w:rPr>
+      </w:pPr>
+    </w:p>
+    <w:p>
+      <w:pPr>
+        <w:rPr>
+          <w:lang w:val="en-US"/>
+        </w:rPr>
+      </w:pPr>
+      <w:r>
+        <w:rPr>
+          <w:lang w:val="en-US"/>
+        </w:rPr>
+        <w:t>{</w:t>
+      </w:r>
+      <w:r>
+        <w:rPr>
+          <w:lang w:val="en-US"/>
+        </w:rPr>
+        <w:t xml:space="preserve">%p </w:t>
+      </w:r>
+      <w:r>
+        <w:rPr>
+          <w:lang w:val="en-US"/>
+        </w:rPr>
+        <w:t>endif</w:t>
+      </w:r>
+      <w:r>
+        <w:rPr>
+          <w:lang w:val="en-US"/>
+        </w:rPr>
+        <w:t xml:space="preserve"> %}</w:t>
+      </w:r>
+    </w:p>
+    <w:p>
+      <w:pPr>
+        <w:rPr>
+          <w:lang w:val="en-US"/>
+        </w:rPr>
+      </w:pPr>
+      <w:r>
+        <w:rPr>
+          <w:lang w:val="en-US"/>
+        </w:rPr>
+        <w:t xml:space="preserve">{%p </w:t>
+      </w:r>
+      <w:proofErr w:type="spellStart"/>
+      <w:r>
+        <w:rPr>
+          <w:lang w:val="en-US"/>
+        </w:rPr>
+        <w:t>endfor</w:t>
+      </w:r>
+      <w:proofErr w:type="spellEnd"/>
+      <w:r>
+        <w:rPr>
+          <w:lang w:val="en-US"/>
+        </w:rPr>
+        <w:t xml:space="preserve"> </w:t>
+      </w:r>
+      <w:r>
+        <w:rPr>
+          <w:lang w:val="en-US"/>
+        </w:rPr>
+        <w:t>%}</w:t>
+      </w:r>
+    </w:p>
+    <w:p>
+      <w:pPr>
+        <w:rPr>
+          <w:lang w:val="en-US"/>
+        </w:rPr>
+      </w:pPr>
+      <w:r>
+        <w:rPr>
+          <w:lang w:val="en-US"/>
+        </w:rPr>
+        <w:t>{</w:t>
+      </w:r>
+      <w:r>
+        <w:rPr>
+          <w:lang w:val="en-US"/>
+        </w:rPr>
+        <w:t xml:space="preserve">%p if not </w:t>
+      </w:r>
+      <w:proofErr w:type="spellStart"/>
+      <w:proofErr w:type="gramStart"/>
+      <w:r>
+        <w:rPr>
+          <w:lang w:val="en-US"/>
+        </w:rPr>
+        <w:t>loop.last</w:t>
+      </w:r>
+      <w:proofErr w:type="spellEnd"/>
+      <w:proofErr w:type="gramEnd"/>
+      <w:r>
+        <w:rPr>
+          <w:lang w:val="en-US"/>
+        </w:rPr>
+        <w:t xml:space="preserve"> %}</w:t>
+      </w:r>
+    </w:p>
+    <w:p>
+      <w:pPr>
+        <w:jc w:val="left"/>
+        <w:rPr>
+          <w:lang w:val="en-US"/>
+        </w:rPr>
+      </w:pPr>
+      <w:r>
+        <w:rPr>
+          <w:lang w:val="en-US"/>
+        </w:rPr>
+        <w:br w:type="page"/>
+      </w:r>
+    </w:p>
+    <w:p>
+      <w:pPr>
+        <w:rPr>
+          <w:lang w:val="en-US"/>
+        </w:rPr>
+      </w:pPr>
+    </w:p>
+    <w:p>
+      <w:pPr>
+        <w:rPr>
+          <w:lang w:val="en-US"/>
+        </w:rPr>
+      </w:pPr>
+      <w:r>
+        <w:rPr>
+          <w:lang w:val="en-US"/>
+        </w:rPr>
+        <w:t>{</w:t>
+      </w:r>
+      <w:r>
+        <w:rPr>
+          <w:lang w:val="en-US"/>
+        </w:rPr>
+        <w:t xml:space="preserve">%p </w:t>
+      </w:r>
+      <w:r>
+        <w:rPr>
+          <w:lang w:val="en-US"/>
+        </w:rPr>
+        <w:t>endif</w:t>
+      </w:r>
+      <w:r>
+        <w:rPr>
+          <w:lang w:val="en-US"/>
+        </w:rPr>
+        <w:t xml:space="preserve"> %}</w:t>
+      </w:r>
+    </w:p>
+    <w:p>
+      <w:pPr>
+        <w:rPr>
+          <w:lang w:val="en-US"/>
+        </w:rPr>
+      </w:pPr>
+      <w:r>
+        <w:rPr>
+          <w:lang w:val="en-US"/>
+        </w:rPr>
+        <w:t xml:space="preserve">{%p </w:t>
+      </w:r>
+      <w:proofErr w:type="spellStart"/>
+      <w:r>
+        <w:rPr>
+          <w:lang w:val="en-US"/>
+        </w:rPr>
+        <w:t>endfor</w:t>
+      </w:r>
+      <w:proofErr w:type="spellEnd"/>
+      <w:r>
+        <w:rPr>
+          <w:lang w:val="en-US"/>
+        </w:rPr>
+        <w:t xml:space="preserve"> </w:t>
+      </w:r>
+      <w:r>
+        <w:rPr>
+          <w:lang w:val="en-US"/>
+        </w:rPr>
+        <w:t>%}</w:t>
+      </w:r>
+    </w:p>
+    <w:p>
+      <w:pPr>
+        <w:rPr>
+          <w:lang w:val="en-US"/>
+        </w:rPr>
+      </w:pPr>
+      <w:r>
+        <w:rPr>
+          <w:lang w:val="en-US"/>
+        </w:rPr>
+        <w:t>{</w:t>
+      </w:r>
+      <w:r>
+        <w:rPr>
+          <w:lang w:val="en-US"/>
+        </w:rPr>
+        <w:t xml:space="preserve">%p if not </w:t>
+      </w:r>
+      <w:proofErr w:type="spellStart"/>
+      <w:proofErr w:type="gramStart"/>
+      <w:r>
+        <w:rPr>
+          <w:lang w:val="en-US"/>
+        </w:rPr>
+        <w:t>loop.last</w:t>
+      </w:r>
+      <w:proofErr w:type="spellEnd"/>
+      <w:proofErr w:type="gramEnd"/>
+      <w:r>
+        <w:rPr>
+          <w:lang w:val="en-US"/>
+        </w:rPr>
+        <w:t xml:space="preserve"> %}</w:t>
+      </w:r>
+    </w:p>
+    <w:p>
+      <w:pPr>
+        <w:jc w:val="left"/>
+        <w:rPr>
+          <w:lang w:val="en-US"/>
+        </w:rPr>
+      </w:pPr>
+      <w:r>
+        <w:rPr>
+          <w:lang w:val="en-US"/>
+        </w:rPr>
+        <w:br w:type="page"/>
+      </w:r>
+    </w:p>
+    <w:p>
+      <w:pPr>
+        <w:rPr>
+          <w:lang w:val="en-US"/>
+        </w:rPr>
+      </w:pPr>
+    </w:p>
+    <w:p>
+      <w:r>
+        <w:t xml:space="preserve">{%p </w:t>
+      </w:r>
+      <w:proofErr w:type="spellStart"/>
+      <w:r>
+        <w:t>endif</w:t>
+      </w:r>
+      <w:proofErr w:type="spellEnd"/>
+      <w:r>
+        <w:t xml:space="preserve"> %}</w:t>
+      </w:r>
+    </w:p>
+    <w:p>
+      <w:r>
+        <w:t xml:space="preserve">{%p </w:t>
+      </w:r>
+      <w:proofErr w:type="spellStart"/>
+      <w:r>
+        <w:t>endfor</w:t>
+      </w:r>
+      <w:proofErr w:type="spellEnd"/>
+      <w:r>
+        <w:t xml:space="preserve"> </w:t>
+      </w:r>
+      <w:r>
+        <w:t>%}</w:t>
+      </w:r>
+    </w:p>
+    <w:p>
+      <w:pPr>
+        <w:jc w:val="left"/>
+      </w:pPr>
+      <w:r>
+        <w:br w:type="page"/>
+      </w:r>
+    </w:p>
+    <w:p>
+      <w:pPr>
         <w:pStyle w:val="Ttulo2"/>
-        <w:rPr>
-          <w:lang w:val="en-US"/>
-        </w:rPr>
-      </w:pPr>
-      <w:r>
-        <w:rPr>
-          <w:lang w:val="en-US"/>
-        </w:rPr>
-        <w:t>{{ typology.name }}</w:t>
-      </w:r>
-    </w:p>
-    <w:p>
-      <w:pPr>
-        <w:rPr>
-          <w:lang w:val="en-US"/>
-        </w:rPr>
-      </w:pPr>
-      <w:r>
-        <w:rPr>
-          <w:lang w:val="en-US"/>
-        </w:rPr>
-        <w:t xml:space="preserve">{%p for </w:t>
-      </w:r>
-      <w:r>
-        <w:rPr>
-          <w:lang w:val="en-US"/>
-        </w:rPr>
-        <w:t>rate</w:t>
-      </w:r>
-      <w:r>
-        <w:rPr>
-          <w:lang w:val="en-US"/>
-        </w:rPr>
-        <w:t xml:space="preserve"> in typology</w:t>
-      </w:r>
-      <w:r>
-        <w:rPr>
-          <w:lang w:val="en-US"/>
-        </w:rPr>
-        <w:t>.rates</w:t>
+      </w:pPr>
+      <w:r>
+        <w:lastRenderedPageBreak/>
+        <w:t xml:space="preserve">Resumen desglose por </w:t>
+      </w:r>
+      <w:proofErr w:type="spellStart"/>
+      <w:r>
+        <w:t>tipologia</w:t>
+      </w:r>
+      <w:proofErr w:type="spellEnd"/>
+    </w:p>
+    <w:p>
+      <w:pPr>
+        <w:jc w:val="center"/>
+        <w:rPr>
+          <w:lang w:val="en-US"/>
+        </w:rPr>
+      </w:pPr>
+      <w:proofErr w:type="gramStart"/>
+      <w:r>
+        <w:rPr>
+          <w:lang w:val="en-US"/>
+        </w:rPr>
+        <w:t xml:space="preserve">{{ </w:t>
+      </w:r>
+      <w:proofErr w:type="spellStart"/>
+      <w:r>
+        <w:rPr>
+          <w:lang w:val="en-US"/>
+        </w:rPr>
+        <w:t>tipologies</w:t>
+      </w:r>
+      <w:proofErr w:type="gramEnd"/>
+      <w:r>
+        <w:rPr>
+          <w:lang w:val="en-US"/>
+        </w:rPr>
+        <w:t>_</w:t>
+      </w:r>
+      <w:proofErr w:type="gramStart"/>
+      <w:r>
+        <w:rPr>
+          <w:lang w:val="en-US"/>
+        </w:rPr>
+        <w:t>data</w:t>
+      </w:r>
+      <w:r>
+        <w:rPr>
+          <w:lang w:val="en-US"/>
+        </w:rPr>
+        <w:t>.resume</w:t>
+      </w:r>
+      <w:proofErr w:type="gramEnd"/>
+      <w:r>
+        <w:rPr>
+          <w:lang w:val="en-US"/>
+        </w:rPr>
+        <w:t>_</w:t>
+      </w:r>
+      <w:proofErr w:type="gramStart"/>
+      <w:r>
+        <w:rPr>
+          <w:lang w:val="en-US"/>
+        </w:rPr>
+        <w:t>chart</w:t>
+      </w:r>
+      <w:proofErr w:type="spellEnd"/>
+      <w:r>
+        <w:rPr>
+          <w:lang w:val="en-US"/>
+        </w:rPr>
+        <w:t xml:space="preserve"> }</w:t>
+      </w:r>
+      <w:proofErr w:type="gramEnd"/>
+      <w:r>
+        <w:rPr>
+          <w:lang w:val="en-US"/>
+        </w:rPr>
+        <w:t>}</w:t>
+      </w:r>
+    </w:p>
+    <w:p>
+      <w:pPr>
+        <w:rPr>
+          <w:lang w:val="en-US"/>
+        </w:rPr>
+      </w:pPr>
+      <w:proofErr w:type="gramStart"/>
+      <w:r>
+        <w:rPr>
+          <w:lang w:val="en-US"/>
+        </w:rPr>
+        <w:t>{{</w:t>
       </w:r>
       <w:r>
         <w:rPr>
@@ -1641,371 +3010,80 @@
         </w:rPr>
         <w:t xml:space="preserve"> </w:t>
       </w:r>
-      <w:r>
-        <w:rPr>
-          <w:lang w:val="en-US"/>
-        </w:rPr>
-        <w:t>%}</w:t>
-      </w:r>
-    </w:p>
-    <w:p>
-      <w:pPr>
-        <w:pStyle w:val="Ttulo3"/>
-        <w:rPr>
-          <w:lang w:val="en-US"/>
-        </w:rPr>
-      </w:pPr>
-      <w:r>
-        <w:rPr>
-          <w:lang w:val="en-US"/>
-        </w:rPr>
-        <w:t xml:space="preserve">{{ </w:t>
-      </w:r>
-      <w:r>
-        <w:rPr>
-          <w:lang w:val="en-US"/>
-        </w:rPr>
-        <w:t>rate.name</w:t>
-      </w:r>
-      <w:r>
-        <w:rPr>
-          <w:lang w:val="en-US"/>
-        </w:rPr>
-        <w:t xml:space="preserve"> }}</w:t>
-      </w:r>
-    </w:p>
-    <w:p>
-      <w:pPr>
-        <w:rPr>
-          <w:lang w:val="en-US"/>
-        </w:rPr>
-      </w:pPr>
-      <w:r>
-        <w:rPr>
-          <w:lang w:val="en-US"/>
-        </w:rPr>
-        <w:t xml:space="preserve">{%p for </w:t>
-      </w:r>
-      <w:r>
-        <w:rPr>
-          <w:lang w:val="en-US"/>
-        </w:rPr>
-        <w:t>chart</w:t>
-      </w:r>
-      <w:r>
-        <w:rPr>
-          <w:lang w:val="en-US"/>
-        </w:rPr>
-        <w:t xml:space="preserve"> in </w:t>
-      </w:r>
-      <w:r>
-        <w:rPr>
-          <w:lang w:val="en-US"/>
-        </w:rPr>
-        <w:t>rate.charts</w:t>
-      </w:r>
-      <w:r>
-        <w:rPr>
-          <w:lang w:val="en-US"/>
-        </w:rPr>
-        <w:t>%}</w:t>
-      </w:r>
-    </w:p>
-    <w:p>
-      <w:pPr>
-        <w:jc w:val="center"/>
-        <w:rPr>
-          <w:lang w:val="en-US"/>
-        </w:rPr>
-      </w:pPr>
-      <w:r>
-        <w:rPr>
-          <w:lang w:val="en-US"/>
-        </w:rPr>
-        <w:t>{{ chart }}</w:t>
-      </w:r>
-    </w:p>
-    <w:p>
-      <w:pPr>
-        <w:rPr>
-          <w:lang w:val="en-US"/>
-        </w:rPr>
-      </w:pPr>
-      <w:r>
-        <w:rPr>
-          <w:lang w:val="en-US"/>
-        </w:rPr>
-        <w:t>{</w:t>
-      </w:r>
-      <w:r>
-        <w:rPr>
-          <w:lang w:val="en-US"/>
-        </w:rPr>
-        <w:t>%p if not loop.last %}</w:t>
-      </w:r>
-    </w:p>
-    <w:p>
-      <w:pPr>
-        <w:rPr>
-          <w:lang w:val="en-US"/>
-        </w:rPr>
-      </w:pPr>
-      <w:r>
-        <w:rPr>
-          <w:noProof/>
-          <w:lang w:val="en-US"/>
-        </w:rPr>
-        <w:pict w14:anchorId="7E1688A1">
-          <v:rect id="_x0000_i1025" alt="" style="width:425.2pt;height:.05pt;mso-width-percent:0;mso-height-percent:0;mso-width-percent:0;mso-height-percent:0" o:hralign="center" o:hrstd="t" o:hr="t" fillcolor="#a0a0a0" stroked="f"/>
-        </w:pict>
-      </w:r>
-    </w:p>
-    <w:p>
-      <w:pPr>
-        <w:rPr>
-          <w:lang w:val="en-US"/>
-        </w:rPr>
-      </w:pPr>
-      <w:r>
-        <w:rPr>
-          <w:lang w:val="en-US"/>
-        </w:rPr>
-        <w:t>{</w:t>
-      </w:r>
-      <w:r>
-        <w:rPr>
-          <w:lang w:val="en-US"/>
-        </w:rPr>
-        <w:t xml:space="preserve">%p </w:t>
-      </w:r>
-      <w:r>
-        <w:rPr>
-          <w:lang w:val="en-US"/>
-        </w:rPr>
-        <w:t>endif</w:t>
-      </w:r>
-      <w:r>
-        <w:rPr>
-          <w:lang w:val="en-US"/>
-        </w:rPr>
-        <w:t xml:space="preserve"> %}</w:t>
-      </w:r>
-    </w:p>
-    <w:p>
-      <w:pPr>
-        <w:rPr>
-          <w:lang w:val="en-US"/>
-        </w:rPr>
-      </w:pPr>
-      <w:r>
-        <w:rPr>
-          <w:lang w:val="en-US"/>
-        </w:rPr>
-        <w:t>{%p endfor %}</w:t>
-      </w:r>
-    </w:p>
-    <w:p>
-      <w:pPr>
-        <w:rPr>
-          <w:lang w:val="en-US"/>
-        </w:rPr>
-      </w:pPr>
-      <w:r>
-        <w:rPr>
-          <w:lang w:val="en-US"/>
-        </w:rPr>
-        <w:t>{</w:t>
-      </w:r>
-      <w:r>
-        <w:rPr>
-          <w:lang w:val="en-US"/>
-        </w:rPr>
-        <w:t>%p if not loop.last %}</w:t>
-      </w:r>
-    </w:p>
-    <w:p>
-      <w:pPr>
-        <w:jc w:val="left"/>
-        <w:rPr>
-          <w:lang w:val="en-US"/>
-        </w:rPr>
-      </w:pPr>
-      <w:r>
-        <w:rPr>
-          <w:lang w:val="en-US"/>
-        </w:rPr>
-        <w:br w:type="page"/>
-      </w:r>
-    </w:p>
-    <w:p>
-      <w:pPr>
-        <w:rPr>
-          <w:lang w:val="en-US"/>
-        </w:rPr>
-      </w:pPr>
-    </w:p>
-    <w:p>
-      <w:r>
-        <w:t>{%p endif %}</w:t>
-      </w:r>
-    </w:p>
-    <w:p>
-      <w:pPr>
-        <w:rPr>
-          <w:lang w:val="en-US"/>
-        </w:rPr>
-      </w:pPr>
-      <w:r>
-        <w:rPr>
-          <w:lang w:val="en-US"/>
-        </w:rPr>
-        <w:t>{%p endfor %}</w:t>
-      </w:r>
-    </w:p>
-    <w:p>
-      <w:pPr>
-        <w:rPr>
-          <w:lang w:val="en-US"/>
-        </w:rPr>
-      </w:pPr>
-      <w:r>
-        <w:rPr>
-          <w:lang w:val="en-US"/>
-        </w:rPr>
-        <w:t>{</w:t>
-      </w:r>
-      <w:r>
-        <w:rPr>
-          <w:lang w:val="en-US"/>
-        </w:rPr>
-        <w:t>%p if not loop.last %}</w:t>
-      </w:r>
-    </w:p>
-    <w:p>
-      <w:pPr>
-        <w:jc w:val="left"/>
-        <w:rPr>
-          <w:lang w:val="en-US"/>
-        </w:rPr>
-      </w:pPr>
-      <w:r>
-        <w:rPr>
-          <w:lang w:val="en-US"/>
-        </w:rPr>
-        <w:br w:type="page"/>
-      </w:r>
-    </w:p>
-    <w:p>
-      <w:pPr>
-        <w:rPr>
-          <w:lang w:val="en-US"/>
-        </w:rPr>
-      </w:pPr>
-    </w:p>
-    <w:p>
-      <w:r>
-        <w:t>{%p endif %}</w:t>
-      </w:r>
-    </w:p>
-    <w:p>
-      <w:pPr>
-        <w:rPr>
-          <w:lang w:val="en-US"/>
-        </w:rPr>
-      </w:pPr>
-      <w:r>
-        <w:rPr>
-          <w:lang w:val="en-US"/>
-        </w:rPr>
-        <w:t>{%p endfor %}</w:t>
-      </w:r>
-    </w:p>
-    <w:p>
-      <w:pPr>
-        <w:rPr>
-          <w:lang w:val="en-US"/>
-        </w:rPr>
-        <w:sectPr>
-          <w:pgSz w:w="11906" w:h="16838"/>
-          <w:pgMar w:top="1417" w:right="1701" w:bottom="1417" w:left="1701" w:header="708" w:footer="708" w:gutter="0"/>
-          <w:cols w:space="708"/>
-          <w:docGrid w:linePitch="360"/>
-        </w:sectPr>
-      </w:pPr>
-    </w:p>
-    <w:p>
-      <w:pPr>
-        <w:pStyle w:val="Ttulo2"/>
-      </w:pPr>
-      <w:r>
-        <w:lastRenderedPageBreak/>
-        <w:t>Resumen del desglose por tipología</w:t>
-      </w:r>
-    </w:p>
-    <w:p>
-      <w:pPr>
-        <w:jc w:val="center"/>
-      </w:pPr>
-      <w:r>
-        <w:t>{{ typology_data.resume_chart }}</w:t>
-      </w:r>
-    </w:p>
-    <w:p>
-      <w:r>
-        <w:t>{{ typology_data.resume_</w:t>
-      </w:r>
-      <w:r>
+      <w:proofErr w:type="spellStart"/>
+      <w:r>
+        <w:rPr>
+          <w:lang w:val="en-US"/>
+        </w:rPr>
+        <w:t>tipologies</w:t>
+      </w:r>
+      <w:proofErr w:type="gramEnd"/>
+      <w:r>
+        <w:rPr>
+          <w:lang w:val="en-US"/>
+        </w:rPr>
+        <w:t>_</w:t>
+      </w:r>
+      <w:proofErr w:type="gramStart"/>
+      <w:r>
+        <w:rPr>
+          <w:lang w:val="en-US"/>
+        </w:rPr>
+        <w:t>data</w:t>
+      </w:r>
+      <w:r>
+        <w:rPr>
+          <w:lang w:val="en-US"/>
+        </w:rPr>
+        <w:t>.</w:t>
+      </w:r>
+      <w:r>
+        <w:rPr>
+          <w:lang w:val="en-US"/>
+        </w:rPr>
+        <w:t>resume</w:t>
+      </w:r>
+      <w:proofErr w:type="gramEnd"/>
+      <w:r>
+        <w:rPr>
+          <w:lang w:val="en-US"/>
+        </w:rPr>
+        <w:t>_</w:t>
+      </w:r>
+      <w:proofErr w:type="gramStart"/>
+      <w:r>
+        <w:rPr>
+          <w:lang w:val="en-US"/>
+        </w:rPr>
         <w:t>text</w:t>
       </w:r>
-      <w:r>
-        <w:t xml:space="preserve"> }}</w:t>
-      </w:r>
-    </w:p>
-    <w:p>
-      <w:r>
-        <w:t>{%p endif%}</w:t>
-      </w:r>
-    </w:p>
-    <w:p>
-      <w:pPr>
-        <w:jc w:val="left"/>
-      </w:pPr>
-      <w:r>
-        <w:br w:type="page"/>
-      </w:r>
-    </w:p>
-    <w:p>
-      <w:pPr>
-        <w:pStyle w:val="Ttulo1"/>
-      </w:pPr>
-    </w:p>
-    <w:p>
-      <w:pPr>
-        <w:pStyle w:val="Ttulo1"/>
-      </w:pPr>
-    </w:p>
-    <w:p>
-      <w:pPr>
-        <w:pStyle w:val="Ttulo1"/>
-      </w:pPr>
-    </w:p>
-    <w:p>
-      <w:pPr>
-        <w:pStyle w:val="Ttulo1"/>
-      </w:pPr>
-    </w:p>
-    <w:p>
-      <w:pPr>
-        <w:pStyle w:val="Ttulo1"/>
-      </w:pPr>
-    </w:p>
-    <w:p>
-      <w:pPr>
-        <w:pStyle w:val="Ttulo1"/>
-      </w:pPr>
-      <w:r>
-        <w:t>Análisis de la titulación</w:t>
-      </w:r>
+      <w:proofErr w:type="spellEnd"/>
+      <w:r>
+        <w:rPr>
+          <w:lang w:val="en-US"/>
+        </w:rPr>
+        <w:t xml:space="preserve"> </w:t>
+      </w:r>
+      <w:r>
+        <w:rPr>
+          <w:lang w:val="en-US"/>
+        </w:rPr>
+        <w:t>}</w:t>
+      </w:r>
+      <w:proofErr w:type="gramEnd"/>
+      <w:r>
+        <w:rPr>
+          <w:lang w:val="en-US"/>
+        </w:rPr>
+        <w:t>}</w:t>
+      </w:r>
+    </w:p>
+    <w:p>
+      <w:pPr>
+        <w:rPr>
+          <w:lang w:val="en-US"/>
+        </w:rPr>
+      </w:pPr>
     </w:p>
     <w:p>
       <w:pPr>
@@ -2014,10 +3092,871 @@
           <w:rFonts w:asciiTheme="majorHAnsi" w:eastAsiaTheme="majorEastAsia" w:hAnsiTheme="majorHAnsi" w:cstheme="majorBidi"/>
           <w:b/>
           <w:color w:val="000000" w:themeColor="text1"/>
-          <w:sz w:val="56"/>
-          <w:szCs w:val="40"/>
-        </w:rPr>
-      </w:pPr>
+          <w:sz w:val="32"/>
+          <w:szCs w:val="32"/>
+          <w:lang w:val="en-US"/>
+        </w:rPr>
+      </w:pPr>
+      <w:r>
+        <w:rPr>
+          <w:lang w:val="en-US"/>
+        </w:rPr>
+        <w:br w:type="page"/>
+      </w:r>
+    </w:p>
+    <w:p>
+      <w:pPr>
+        <w:pStyle w:val="Ttulo2"/>
+        <w:rPr>
+          <w:lang w:val="en-US"/>
+        </w:rPr>
+      </w:pPr>
+      <w:proofErr w:type="spellStart"/>
+      <w:r>
+        <w:rPr>
+          <w:lang w:val="en-US"/>
+        </w:rPr>
+        <w:lastRenderedPageBreak/>
+        <w:t>Desglose</w:t>
+      </w:r>
+      <w:proofErr w:type="spellEnd"/>
+      <w:r>
+        <w:rPr>
+          <w:lang w:val="en-US"/>
+        </w:rPr>
+        <w:t xml:space="preserve"> </w:t>
+      </w:r>
+      <w:proofErr w:type="spellStart"/>
+      <w:r>
+        <w:rPr>
+          <w:lang w:val="en-US"/>
+        </w:rPr>
+        <w:t>por</w:t>
+      </w:r>
+      <w:proofErr w:type="spellEnd"/>
+      <w:r>
+        <w:rPr>
+          <w:lang w:val="en-US"/>
+        </w:rPr>
+        <w:t xml:space="preserve"> </w:t>
+      </w:r>
+      <w:proofErr w:type="spellStart"/>
+      <w:r>
+        <w:rPr>
+          <w:lang w:val="en-US"/>
+        </w:rPr>
+        <w:t>mención</w:t>
+      </w:r>
+      <w:proofErr w:type="spellEnd"/>
+    </w:p>
+    <w:p>
+      <w:pPr>
+        <w:rPr>
+          <w:lang w:val="en-US"/>
+        </w:rPr>
+      </w:pPr>
+      <w:r>
+        <w:rPr>
+          <w:lang w:val="en-US"/>
+        </w:rPr>
+        <w:t xml:space="preserve">{%p for </w:t>
+      </w:r>
+      <w:proofErr w:type="spellStart"/>
+      <w:r>
+        <w:rPr>
+          <w:lang w:val="en-US"/>
+        </w:rPr>
+        <w:t>mencion</w:t>
+      </w:r>
+      <w:proofErr w:type="spellEnd"/>
+      <w:r>
+        <w:rPr>
+          <w:lang w:val="en-US"/>
+        </w:rPr>
+        <w:t xml:space="preserve"> in</w:t>
+      </w:r>
+      <w:r>
+        <w:rPr>
+          <w:lang w:val="en-US"/>
+        </w:rPr>
+        <w:t xml:space="preserve"> </w:t>
+      </w:r>
+      <w:proofErr w:type="spellStart"/>
+      <w:r>
+        <w:rPr>
+          <w:lang w:val="en-US"/>
+        </w:rPr>
+        <w:t>mentions</w:t>
+      </w:r>
+      <w:r>
+        <w:rPr>
+          <w:lang w:val="en-US"/>
+        </w:rPr>
+        <w:t>_</w:t>
+      </w:r>
+      <w:proofErr w:type="gramStart"/>
+      <w:r>
+        <w:rPr>
+          <w:lang w:val="en-US"/>
+        </w:rPr>
+        <w:t>data</w:t>
+      </w:r>
+      <w:r>
+        <w:rPr>
+          <w:lang w:val="en-US"/>
+        </w:rPr>
+        <w:t>.breakdown</w:t>
+      </w:r>
+      <w:proofErr w:type="spellEnd"/>
+      <w:proofErr w:type="gramEnd"/>
+      <w:r>
+        <w:rPr>
+          <w:lang w:val="en-US"/>
+        </w:rPr>
+        <w:t xml:space="preserve"> </w:t>
+      </w:r>
+      <w:r>
+        <w:rPr>
+          <w:lang w:val="en-US"/>
+        </w:rPr>
+        <w:t>%}</w:t>
+      </w:r>
+    </w:p>
+    <w:p>
+      <w:pPr>
+        <w:pStyle w:val="Ttulo3"/>
+        <w:rPr>
+          <w:lang w:val="en-US"/>
+        </w:rPr>
+      </w:pPr>
+      <w:proofErr w:type="gramStart"/>
+      <w:r>
+        <w:rPr>
+          <w:lang w:val="en-US"/>
+        </w:rPr>
+        <w:t>{{ mencion.name</w:t>
+      </w:r>
+      <w:proofErr w:type="gramEnd"/>
+      <w:r>
+        <w:rPr>
+          <w:lang w:val="en-US"/>
+        </w:rPr>
+        <w:t xml:space="preserve"> }}</w:t>
+      </w:r>
+    </w:p>
+    <w:p>
+      <w:pPr>
+        <w:rPr>
+          <w:lang w:val="en-US"/>
+        </w:rPr>
+      </w:pPr>
+      <w:r>
+        <w:rPr>
+          <w:lang w:val="en-US"/>
+        </w:rPr>
+        <w:t xml:space="preserve">{%p for </w:t>
+      </w:r>
+      <w:r>
+        <w:rPr>
+          <w:lang w:val="en-US"/>
+        </w:rPr>
+        <w:t>rate</w:t>
+      </w:r>
+      <w:r>
+        <w:rPr>
+          <w:lang w:val="en-US"/>
+        </w:rPr>
+        <w:t xml:space="preserve"> in </w:t>
+      </w:r>
+      <w:proofErr w:type="spellStart"/>
+      <w:proofErr w:type="gramStart"/>
+      <w:r>
+        <w:rPr>
+          <w:lang w:val="en-US"/>
+        </w:rPr>
+        <w:t>mencion.rates</w:t>
+      </w:r>
+      <w:proofErr w:type="spellEnd"/>
+      <w:proofErr w:type="gramEnd"/>
+      <w:r>
+        <w:rPr>
+          <w:lang w:val="en-US"/>
+        </w:rPr>
+        <w:t xml:space="preserve"> </w:t>
+      </w:r>
+      <w:r>
+        <w:rPr>
+          <w:lang w:val="en-US"/>
+        </w:rPr>
+        <w:t>%}</w:t>
+      </w:r>
+    </w:p>
+    <w:p>
+      <w:pPr>
+        <w:pStyle w:val="Ttulo4"/>
+        <w:rPr>
+          <w:lang w:val="en-US"/>
+        </w:rPr>
+      </w:pPr>
+      <w:proofErr w:type="gramStart"/>
+      <w:r>
+        <w:rPr>
+          <w:lang w:val="en-US"/>
+        </w:rPr>
+        <w:t>{{ rate.name</w:t>
+      </w:r>
+      <w:proofErr w:type="gramEnd"/>
+      <w:r>
+        <w:rPr>
+          <w:lang w:val="en-US"/>
+        </w:rPr>
+        <w:t xml:space="preserve"> }}</w:t>
+      </w:r>
+    </w:p>
+    <w:p>
+      <w:pPr>
+        <w:rPr>
+          <w:lang w:val="en-US"/>
+        </w:rPr>
+      </w:pPr>
+      <w:r>
+        <w:rPr>
+          <w:lang w:val="en-US"/>
+        </w:rPr>
+        <w:t xml:space="preserve">{%p for </w:t>
+      </w:r>
+      <w:r>
+        <w:rPr>
+          <w:lang w:val="en-US"/>
+        </w:rPr>
+        <w:t xml:space="preserve">part </w:t>
+      </w:r>
+      <w:r>
+        <w:rPr>
+          <w:lang w:val="en-US"/>
+        </w:rPr>
+        <w:t xml:space="preserve">in </w:t>
+      </w:r>
+      <w:proofErr w:type="spellStart"/>
+      <w:proofErr w:type="gramStart"/>
+      <w:r>
+        <w:rPr>
+          <w:lang w:val="en-US"/>
+        </w:rPr>
+        <w:t>rate.parts</w:t>
+      </w:r>
+      <w:proofErr w:type="spellEnd"/>
+      <w:proofErr w:type="gramEnd"/>
+      <w:r>
+        <w:rPr>
+          <w:lang w:val="en-US"/>
+        </w:rPr>
+        <w:t xml:space="preserve"> </w:t>
+      </w:r>
+      <w:r>
+        <w:rPr>
+          <w:lang w:val="en-US"/>
+        </w:rPr>
+        <w:t>%}</w:t>
+      </w:r>
+    </w:p>
+    <w:p>
+      <w:pPr>
+        <w:rPr>
+          <w:lang w:val="en-US"/>
+        </w:rPr>
+      </w:pPr>
+    </w:p>
+    <w:p>
+      <w:pPr>
+        <w:jc w:val="center"/>
+        <w:rPr>
+          <w:lang w:val="en-US"/>
+        </w:rPr>
+      </w:pPr>
+      <w:proofErr w:type="gramStart"/>
+      <w:r>
+        <w:rPr>
+          <w:lang w:val="en-US"/>
+        </w:rPr>
+        <w:t xml:space="preserve">{{ </w:t>
+      </w:r>
+      <w:proofErr w:type="spellStart"/>
+      <w:r>
+        <w:rPr>
+          <w:lang w:val="en-US"/>
+        </w:rPr>
+        <w:t>part</w:t>
+      </w:r>
+      <w:proofErr w:type="gramEnd"/>
+      <w:r>
+        <w:rPr>
+          <w:lang w:val="en-US"/>
+        </w:rPr>
+        <w:t>.line_</w:t>
+      </w:r>
+      <w:proofErr w:type="gramStart"/>
+      <w:r>
+        <w:rPr>
+          <w:lang w:val="en-US"/>
+        </w:rPr>
+        <w:t>chart</w:t>
+      </w:r>
+      <w:proofErr w:type="spellEnd"/>
+      <w:r>
+        <w:rPr>
+          <w:lang w:val="en-US"/>
+        </w:rPr>
+        <w:t xml:space="preserve"> }</w:t>
+      </w:r>
+      <w:proofErr w:type="gramEnd"/>
+      <w:r>
+        <w:rPr>
+          <w:lang w:val="en-US"/>
+        </w:rPr>
+        <w:t>}</w:t>
+      </w:r>
+    </w:p>
+    <w:p>
+      <w:pPr>
+        <w:jc w:val="center"/>
+        <w:rPr>
+          <w:lang w:val="en-US"/>
+        </w:rPr>
+      </w:pPr>
+      <w:proofErr w:type="gramStart"/>
+      <w:r>
+        <w:rPr>
+          <w:lang w:val="en-US"/>
+        </w:rPr>
+        <w:t xml:space="preserve">{{ </w:t>
+      </w:r>
+      <w:proofErr w:type="spellStart"/>
+      <w:r>
+        <w:rPr>
+          <w:lang w:val="en-US"/>
+        </w:rPr>
+        <w:t>part</w:t>
+      </w:r>
+      <w:proofErr w:type="gramEnd"/>
+      <w:r>
+        <w:rPr>
+          <w:lang w:val="en-US"/>
+        </w:rPr>
+        <w:t>.table_</w:t>
+      </w:r>
+      <w:proofErr w:type="gramStart"/>
+      <w:r>
+        <w:rPr>
+          <w:lang w:val="en-US"/>
+        </w:rPr>
+        <w:t>chart</w:t>
+      </w:r>
+      <w:proofErr w:type="spellEnd"/>
+      <w:r>
+        <w:rPr>
+          <w:lang w:val="en-US"/>
+        </w:rPr>
+        <w:t xml:space="preserve"> }</w:t>
+      </w:r>
+      <w:proofErr w:type="gramEnd"/>
+      <w:r>
+        <w:rPr>
+          <w:lang w:val="en-US"/>
+        </w:rPr>
+        <w:t>}</w:t>
+      </w:r>
+    </w:p>
+    <w:p>
+      <w:pPr>
+        <w:rPr>
+          <w:lang w:val="en-US"/>
+        </w:rPr>
+      </w:pPr>
+      <w:r>
+        <w:rPr>
+          <w:lang w:val="en-US"/>
+        </w:rPr>
+        <w:t xml:space="preserve">{%p </w:t>
+      </w:r>
+      <w:proofErr w:type="spellStart"/>
+      <w:r>
+        <w:rPr>
+          <w:lang w:val="en-US"/>
+        </w:rPr>
+        <w:t>endfor</w:t>
+      </w:r>
+      <w:proofErr w:type="spellEnd"/>
+      <w:r>
+        <w:rPr>
+          <w:lang w:val="en-US"/>
+        </w:rPr>
+        <w:t xml:space="preserve"> %}</w:t>
+      </w:r>
+    </w:p>
+    <w:p>
+      <w:pPr>
+        <w:rPr>
+          <w:lang w:val="en-US"/>
+        </w:rPr>
+      </w:pPr>
+      <w:r>
+        <w:rPr>
+          <w:lang w:val="en-US"/>
+        </w:rPr>
+        <w:t>{</w:t>
+      </w:r>
+      <w:r>
+        <w:rPr>
+          <w:lang w:val="en-US"/>
+        </w:rPr>
+        <w:t xml:space="preserve">%p if not </w:t>
+      </w:r>
+      <w:proofErr w:type="spellStart"/>
+      <w:proofErr w:type="gramStart"/>
+      <w:r>
+        <w:rPr>
+          <w:lang w:val="en-US"/>
+        </w:rPr>
+        <w:t>loop.last</w:t>
+      </w:r>
+      <w:proofErr w:type="spellEnd"/>
+      <w:proofErr w:type="gramEnd"/>
+      <w:r>
+        <w:rPr>
+          <w:lang w:val="en-US"/>
+        </w:rPr>
+        <w:t xml:space="preserve"> %}</w:t>
+      </w:r>
+    </w:p>
+    <w:p>
+      <w:pPr>
+        <w:jc w:val="left"/>
+        <w:rPr>
+          <w:lang w:val="en-US"/>
+        </w:rPr>
+      </w:pPr>
+      <w:r>
+        <w:rPr>
+          <w:lang w:val="en-US"/>
+        </w:rPr>
+        <w:br w:type="page"/>
+      </w:r>
+    </w:p>
+    <w:p>
+      <w:pPr>
+        <w:rPr>
+          <w:lang w:val="en-US"/>
+        </w:rPr>
+      </w:pPr>
+      <w:r>
+        <w:rPr>
+          <w:lang w:val="en-US"/>
+        </w:rPr>
+        <w:lastRenderedPageBreak/>
+        <w:t>{</w:t>
+      </w:r>
+      <w:r>
+        <w:rPr>
+          <w:lang w:val="en-US"/>
+        </w:rPr>
+        <w:t xml:space="preserve">%p </w:t>
+      </w:r>
+      <w:r>
+        <w:rPr>
+          <w:lang w:val="en-US"/>
+        </w:rPr>
+        <w:t>endif</w:t>
+      </w:r>
+      <w:r>
+        <w:rPr>
+          <w:lang w:val="en-US"/>
+        </w:rPr>
+        <w:t xml:space="preserve"> %}</w:t>
+      </w:r>
+    </w:p>
+    <w:p>
+      <w:pPr>
+        <w:rPr>
+          <w:lang w:val="en-US"/>
+        </w:rPr>
+      </w:pPr>
+      <w:r>
+        <w:rPr>
+          <w:lang w:val="en-US"/>
+        </w:rPr>
+        <w:t xml:space="preserve">{%p </w:t>
+      </w:r>
+      <w:proofErr w:type="spellStart"/>
+      <w:r>
+        <w:rPr>
+          <w:lang w:val="en-US"/>
+        </w:rPr>
+        <w:t>endfor</w:t>
+      </w:r>
+      <w:proofErr w:type="spellEnd"/>
+      <w:r>
+        <w:rPr>
+          <w:lang w:val="en-US"/>
+        </w:rPr>
+        <w:t xml:space="preserve"> </w:t>
+      </w:r>
+      <w:r>
+        <w:rPr>
+          <w:lang w:val="en-US"/>
+        </w:rPr>
+        <w:t>%}</w:t>
+      </w:r>
+    </w:p>
+    <w:p>
+      <w:pPr>
+        <w:rPr>
+          <w:lang w:val="en-US"/>
+        </w:rPr>
+      </w:pPr>
+      <w:r>
+        <w:rPr>
+          <w:lang w:val="en-US"/>
+        </w:rPr>
+        <w:t>{</w:t>
+      </w:r>
+      <w:r>
+        <w:rPr>
+          <w:lang w:val="en-US"/>
+        </w:rPr>
+        <w:t xml:space="preserve">%p if not </w:t>
+      </w:r>
+      <w:proofErr w:type="spellStart"/>
+      <w:proofErr w:type="gramStart"/>
+      <w:r>
+        <w:rPr>
+          <w:lang w:val="en-US"/>
+        </w:rPr>
+        <w:t>loop.last</w:t>
+      </w:r>
+      <w:proofErr w:type="spellEnd"/>
+      <w:proofErr w:type="gramEnd"/>
+      <w:r>
+        <w:rPr>
+          <w:lang w:val="en-US"/>
+        </w:rPr>
+        <w:t xml:space="preserve"> %}</w:t>
+      </w:r>
+    </w:p>
+    <w:p>
+      <w:pPr>
+        <w:jc w:val="left"/>
+        <w:rPr>
+          <w:lang w:val="en-US"/>
+        </w:rPr>
+      </w:pPr>
+      <w:r>
+        <w:rPr>
+          <w:lang w:val="en-US"/>
+        </w:rPr>
+        <w:br w:type="page"/>
+      </w:r>
+    </w:p>
+    <w:p>
+      <w:pPr>
+        <w:rPr>
+          <w:lang w:val="en-US"/>
+        </w:rPr>
+      </w:pPr>
+    </w:p>
+    <w:p>
+      <w:r>
+        <w:t xml:space="preserve">{%p </w:t>
+      </w:r>
+      <w:proofErr w:type="spellStart"/>
+      <w:r>
+        <w:t>endif</w:t>
+      </w:r>
+      <w:proofErr w:type="spellEnd"/>
+      <w:r>
+        <w:t xml:space="preserve"> %}</w:t>
+      </w:r>
+    </w:p>
+    <w:p>
+      <w:r>
+        <w:t xml:space="preserve">{%p </w:t>
+      </w:r>
+      <w:proofErr w:type="spellStart"/>
+      <w:r>
+        <w:t>endfor</w:t>
+      </w:r>
+      <w:proofErr w:type="spellEnd"/>
+      <w:r>
+        <w:t xml:space="preserve"> </w:t>
+      </w:r>
+      <w:r>
+        <w:t>%}</w:t>
+      </w:r>
+    </w:p>
+    <w:p>
+      <w:pPr>
+        <w:jc w:val="left"/>
+        <w:rPr>
+          <w:rFonts w:asciiTheme="majorHAnsi" w:eastAsiaTheme="majorEastAsia" w:hAnsiTheme="majorHAnsi" w:cstheme="majorBidi"/>
+          <w:b/>
+          <w:color w:val="000000" w:themeColor="text1"/>
+          <w:sz w:val="32"/>
+          <w:szCs w:val="32"/>
+        </w:rPr>
+      </w:pPr>
+      <w:r>
+        <w:br w:type="page"/>
+      </w:r>
+    </w:p>
+    <w:p>
+      <w:pPr>
+        <w:pStyle w:val="Ttulo2"/>
+      </w:pPr>
+      <w:r>
+        <w:lastRenderedPageBreak/>
+        <w:t>Resumen desglose por menciones</w:t>
+      </w:r>
+    </w:p>
+    <w:p>
+      <w:pPr>
+        <w:jc w:val="center"/>
+        <w:rPr>
+          <w:lang w:val="en-US"/>
+        </w:rPr>
+      </w:pPr>
+      <w:proofErr w:type="gramStart"/>
+      <w:r>
+        <w:rPr>
+          <w:lang w:val="en-US"/>
+        </w:rPr>
+        <w:t>{{</w:t>
+      </w:r>
+      <w:r>
+        <w:rPr>
+          <w:lang w:val="en-US"/>
+        </w:rPr>
+        <w:t xml:space="preserve"> </w:t>
+      </w:r>
+      <w:proofErr w:type="spellStart"/>
+      <w:r>
+        <w:rPr>
+          <w:lang w:val="en-US"/>
+        </w:rPr>
+        <w:t>mentions</w:t>
+      </w:r>
+      <w:proofErr w:type="gramEnd"/>
+      <w:r>
+        <w:rPr>
+          <w:lang w:val="en-US"/>
+        </w:rPr>
+        <w:t>_</w:t>
+      </w:r>
+      <w:proofErr w:type="gramStart"/>
+      <w:r>
+        <w:rPr>
+          <w:lang w:val="en-US"/>
+        </w:rPr>
+        <w:t>data</w:t>
+      </w:r>
+      <w:r>
+        <w:rPr>
+          <w:lang w:val="en-US"/>
+        </w:rPr>
+        <w:t>.resume</w:t>
+      </w:r>
+      <w:proofErr w:type="gramEnd"/>
+      <w:r>
+        <w:rPr>
+          <w:lang w:val="en-US"/>
+        </w:rPr>
+        <w:t>_</w:t>
+      </w:r>
+      <w:proofErr w:type="gramStart"/>
+      <w:r>
+        <w:rPr>
+          <w:lang w:val="en-US"/>
+        </w:rPr>
+        <w:t>chart</w:t>
+      </w:r>
+      <w:proofErr w:type="spellEnd"/>
+      <w:r>
+        <w:rPr>
+          <w:lang w:val="en-US"/>
+        </w:rPr>
+        <w:t xml:space="preserve"> }</w:t>
+      </w:r>
+      <w:proofErr w:type="gramEnd"/>
+      <w:r>
+        <w:rPr>
+          <w:lang w:val="en-US"/>
+        </w:rPr>
+        <w:t>}</w:t>
+      </w:r>
+    </w:p>
+    <w:p>
+      <w:pPr>
+        <w:rPr>
+          <w:lang w:val="en-US"/>
+        </w:rPr>
+      </w:pPr>
+      <w:proofErr w:type="gramStart"/>
+      <w:r>
+        <w:rPr>
+          <w:lang w:val="en-US"/>
+        </w:rPr>
+        <w:t>{{</w:t>
+      </w:r>
+      <w:r>
+        <w:rPr>
+          <w:lang w:val="en-US"/>
+        </w:rPr>
+        <w:t xml:space="preserve"> </w:t>
+      </w:r>
+      <w:proofErr w:type="spellStart"/>
+      <w:r>
+        <w:rPr>
+          <w:lang w:val="en-US"/>
+        </w:rPr>
+        <w:t>mentions</w:t>
+      </w:r>
+      <w:proofErr w:type="gramEnd"/>
+      <w:r>
+        <w:rPr>
+          <w:lang w:val="en-US"/>
+        </w:rPr>
+        <w:t>_</w:t>
+      </w:r>
+      <w:proofErr w:type="gramStart"/>
+      <w:r>
+        <w:rPr>
+          <w:lang w:val="en-US"/>
+        </w:rPr>
+        <w:t>data</w:t>
+      </w:r>
+      <w:r>
+        <w:rPr>
+          <w:lang w:val="en-US"/>
+        </w:rPr>
+        <w:t>.</w:t>
+      </w:r>
+      <w:r>
+        <w:rPr>
+          <w:lang w:val="en-US"/>
+        </w:rPr>
+        <w:t>resume</w:t>
+      </w:r>
+      <w:proofErr w:type="gramEnd"/>
+      <w:r>
+        <w:rPr>
+          <w:lang w:val="en-US"/>
+        </w:rPr>
+        <w:t>_</w:t>
+      </w:r>
+      <w:proofErr w:type="gramStart"/>
+      <w:r>
+        <w:rPr>
+          <w:lang w:val="en-US"/>
+        </w:rPr>
+        <w:t>text</w:t>
+      </w:r>
+      <w:proofErr w:type="spellEnd"/>
+      <w:r>
+        <w:rPr>
+          <w:lang w:val="en-US"/>
+        </w:rPr>
+        <w:t xml:space="preserve"> </w:t>
+      </w:r>
+      <w:r>
+        <w:rPr>
+          <w:lang w:val="en-US"/>
+        </w:rPr>
+        <w:t>}</w:t>
+      </w:r>
+      <w:proofErr w:type="gramEnd"/>
+      <w:r>
+        <w:rPr>
+          <w:lang w:val="en-US"/>
+        </w:rPr>
+        <w:t>}</w:t>
+      </w:r>
+    </w:p>
+    <w:p>
+      <w:pPr>
+        <w:rPr>
+          <w:lang w:val="en-US"/>
+        </w:rPr>
+      </w:pPr>
+    </w:p>
+    <w:p>
+      <w:pPr>
+        <w:jc w:val="left"/>
+        <w:rPr>
+          <w:rFonts w:asciiTheme="majorHAnsi" w:eastAsiaTheme="majorEastAsia" w:hAnsiTheme="majorHAnsi" w:cstheme="majorBidi"/>
+          <w:b/>
+          <w:color w:val="000000" w:themeColor="text1"/>
+          <w:sz w:val="32"/>
+          <w:szCs w:val="32"/>
+          <w:lang w:val="en-US"/>
+        </w:rPr>
+      </w:pPr>
+      <w:r>
+        <w:rPr>
+          <w:lang w:val="en-US"/>
+        </w:rPr>
+        <w:br w:type="page"/>
+      </w:r>
+    </w:p>
+    <w:p>
+      <w:pPr>
+        <w:pStyle w:val="Ttulo1"/>
+        <w:rPr>
+          <w:lang w:val="en-US"/>
+        </w:rPr>
+      </w:pPr>
+    </w:p>
+    <w:p>
+      <w:pPr>
+        <w:pStyle w:val="Ttulo1"/>
+        <w:rPr>
+          <w:lang w:val="en-US"/>
+        </w:rPr>
+      </w:pPr>
+    </w:p>
+    <w:p>
+      <w:pPr>
+        <w:pStyle w:val="Ttulo1"/>
+        <w:rPr>
+          <w:lang w:val="en-US"/>
+        </w:rPr>
+      </w:pPr>
+    </w:p>
+    <w:p>
+      <w:pPr>
+        <w:pStyle w:val="Ttulo1"/>
+        <w:rPr>
+          <w:lang w:val="en-US"/>
+        </w:rPr>
+      </w:pPr>
+    </w:p>
+    <w:p>
+      <w:pPr>
+        <w:pStyle w:val="Ttulo1"/>
+        <w:rPr>
+          <w:lang w:val="en-US"/>
+        </w:rPr>
+      </w:pPr>
+    </w:p>
+    <w:p>
+      <w:pPr>
+        <w:pStyle w:val="Ttulo1"/>
+        <w:rPr>
+          <w:sz w:val="32"/>
+          <w:szCs w:val="32"/>
+        </w:rPr>
+      </w:pPr>
+      <w:r>
+        <w:t>Análisis por titulación</w:t>
+      </w:r>
       <w:r>
         <w:br w:type="page"/>
       </w:r>
@@ -2366,23 +4305,77 @@
     <w:p>
       <w:pPr>
         <w:jc w:val="left"/>
-      </w:pPr>
-      <w:r>
+        <w:rPr>
+          <w:rFonts w:ascii="Helvetica" w:hAnsi="Helvetica"/>
+        </w:rPr>
+      </w:pPr>
+      <w:r>
+        <w:rPr>
+          <w:rFonts w:ascii="Helvetica" w:hAnsi="Helvetica"/>
+        </w:rPr>
         <w:br w:type="page"/>
       </w:r>
     </w:p>
-    <w:p/>
-    <w:p>
-      <w:pPr>
-        <w:rPr>
-          <w:lang w:val="en-US"/>
-        </w:rPr>
-      </w:pPr>
-      <w:r>
-        <w:rPr>
-          <w:lang w:val="en-US"/>
-        </w:rPr>
-        <w:t>{%p for rate in degree_data %}</w:t>
+    <w:p>
+      <w:pPr>
+        <w:rPr>
+          <w:rFonts w:ascii="Helvetica" w:hAnsi="Helvetica"/>
+          <w:lang w:val="en-US"/>
+        </w:rPr>
+      </w:pPr>
+      <w:r>
+        <w:rPr>
+          <w:rFonts w:ascii="Helvetica" w:hAnsi="Helvetica"/>
+          <w:lang w:val="en-US"/>
+        </w:rPr>
+        <w:lastRenderedPageBreak/>
+        <w:t>{%</w:t>
+      </w:r>
+      <w:r>
+        <w:rPr>
+          <w:rFonts w:ascii="Helvetica" w:hAnsi="Helvetica"/>
+          <w:lang w:val="en-US"/>
+        </w:rPr>
+        <w:t>p</w:t>
+      </w:r>
+      <w:r>
+        <w:rPr>
+          <w:rFonts w:ascii="Helvetica" w:hAnsi="Helvetica"/>
+          <w:lang w:val="en-US"/>
+        </w:rPr>
+        <w:t xml:space="preserve"> for </w:t>
+      </w:r>
+      <w:proofErr w:type="spellStart"/>
+      <w:r>
+        <w:rPr>
+          <w:rFonts w:ascii="Helvetica" w:hAnsi="Helvetica"/>
+          <w:lang w:val="en-US"/>
+        </w:rPr>
+        <w:t>tasa</w:t>
+      </w:r>
+      <w:proofErr w:type="spellEnd"/>
+      <w:r>
+        <w:rPr>
+          <w:rFonts w:ascii="Helvetica" w:hAnsi="Helvetica"/>
+          <w:lang w:val="en-US"/>
+        </w:rPr>
+        <w:t xml:space="preserve"> in </w:t>
+      </w:r>
+      <w:proofErr w:type="spellStart"/>
+      <w:r>
+        <w:rPr>
+          <w:rFonts w:ascii="Helvetica" w:hAnsi="Helvetica"/>
+          <w:lang w:val="en-US"/>
+        </w:rPr>
+        <w:t>degree_data</w:t>
+      </w:r>
+      <w:proofErr w:type="spellEnd"/>
+      <w:r>
+        <w:rPr>
+          <w:rFonts w:ascii="Helvetica" w:hAnsi="Helvetica"/>
+          <w:lang w:val="en-US"/>
+        </w:rPr>
+        <w:t xml:space="preserve"> %}</w:t>
       </w:r>
     </w:p>
     <w:p>
@@ -2392,56 +4385,205 @@
           <w:lang w:val="en-US"/>
         </w:rPr>
       </w:pPr>
-      <w:r>
-        <w:rPr>
-          <w:lang w:val="en-US"/>
-        </w:rPr>
-        <w:t>{{ rate.name }}</w:t>
+      <w:proofErr w:type="gramStart"/>
+      <w:r>
+        <w:rPr>
+          <w:lang w:val="en-US"/>
+        </w:rPr>
+        <w:t>{{ tasa.name</w:t>
+      </w:r>
+      <w:proofErr w:type="gramEnd"/>
+      <w:r>
+        <w:rPr>
+          <w:lang w:val="en-US"/>
+        </w:rPr>
+        <w:t xml:space="preserve"> }}</w:t>
       </w:r>
     </w:p>
     <w:p>
       <w:pPr>
         <w:jc w:val="center"/>
         <w:rPr>
-          <w:lang w:val="en-US"/>
-        </w:rPr>
-      </w:pPr>
-      <w:r>
-        <w:rPr>
-          <w:lang w:val="en-US"/>
-        </w:rPr>
-        <w:t>{{ rate.chart }}</w:t>
+          <w:rFonts w:ascii="Helvetica" w:hAnsi="Helvetica"/>
+          <w:lang w:val="en-US"/>
+        </w:rPr>
+      </w:pPr>
+      <w:proofErr w:type="gramStart"/>
+      <w:r>
+        <w:rPr>
+          <w:rFonts w:ascii="Helvetica" w:hAnsi="Helvetica"/>
+          <w:lang w:val="en-US"/>
+        </w:rPr>
+        <w:t xml:space="preserve">{{ </w:t>
+      </w:r>
+      <w:proofErr w:type="spellStart"/>
+      <w:r>
+        <w:rPr>
+          <w:rFonts w:ascii="Helvetica" w:hAnsi="Helvetica"/>
+          <w:lang w:val="en-US"/>
+        </w:rPr>
+        <w:t>tasa</w:t>
+      </w:r>
+      <w:proofErr w:type="gramEnd"/>
+      <w:r>
+        <w:rPr>
+          <w:rFonts w:ascii="Helvetica" w:hAnsi="Helvetica"/>
+          <w:lang w:val="en-US"/>
+        </w:rPr>
+        <w:t>.line_</w:t>
+      </w:r>
+      <w:proofErr w:type="gramStart"/>
+      <w:r>
+        <w:rPr>
+          <w:rFonts w:ascii="Helvetica" w:hAnsi="Helvetica"/>
+          <w:lang w:val="en-US"/>
+        </w:rPr>
+        <w:t>chart</w:t>
+      </w:r>
+      <w:proofErr w:type="spellEnd"/>
+      <w:r>
+        <w:rPr>
+          <w:rFonts w:ascii="Helvetica" w:hAnsi="Helvetica"/>
+          <w:lang w:val="en-US"/>
+        </w:rPr>
+        <w:t xml:space="preserve"> }</w:t>
+      </w:r>
+      <w:proofErr w:type="gramEnd"/>
+      <w:r>
+        <w:rPr>
+          <w:rFonts w:ascii="Helvetica" w:hAnsi="Helvetica"/>
+          <w:lang w:val="en-US"/>
+        </w:rPr>
+        <w:t>}</w:t>
+      </w:r>
+    </w:p>
+    <w:p>
+      <w:pPr>
+        <w:jc w:val="center"/>
+        <w:rPr>
+          <w:rFonts w:ascii="Helvetica" w:hAnsi="Helvetica"/>
+          <w:lang w:val="en-US"/>
+        </w:rPr>
+      </w:pPr>
+      <w:proofErr w:type="gramStart"/>
+      <w:r>
+        <w:rPr>
+          <w:rFonts w:ascii="Helvetica" w:hAnsi="Helvetica"/>
+          <w:lang w:val="en-US"/>
+        </w:rPr>
+        <w:t xml:space="preserve">{{ </w:t>
+      </w:r>
+      <w:proofErr w:type="spellStart"/>
+      <w:r>
+        <w:rPr>
+          <w:rFonts w:ascii="Helvetica" w:hAnsi="Helvetica"/>
+          <w:lang w:val="en-US"/>
+        </w:rPr>
+        <w:t>tasa</w:t>
+      </w:r>
+      <w:proofErr w:type="gramEnd"/>
+      <w:r>
+        <w:rPr>
+          <w:rFonts w:ascii="Helvetica" w:hAnsi="Helvetica"/>
+          <w:lang w:val="en-US"/>
+        </w:rPr>
+        <w:t>.table_</w:t>
+      </w:r>
+      <w:proofErr w:type="gramStart"/>
+      <w:r>
+        <w:rPr>
+          <w:rFonts w:ascii="Helvetica" w:hAnsi="Helvetica"/>
+          <w:lang w:val="en-US"/>
+        </w:rPr>
+        <w:t>chart</w:t>
+      </w:r>
+      <w:proofErr w:type="spellEnd"/>
+      <w:r>
+        <w:rPr>
+          <w:rFonts w:ascii="Helvetica" w:hAnsi="Helvetica"/>
+          <w:lang w:val="en-US"/>
+        </w:rPr>
+        <w:t xml:space="preserve"> }</w:t>
+      </w:r>
+      <w:proofErr w:type="gramEnd"/>
+      <w:r>
+        <w:rPr>
+          <w:rFonts w:ascii="Helvetica" w:hAnsi="Helvetica"/>
+          <w:lang w:val="en-US"/>
+        </w:rPr>
+        <w:t>}</w:t>
       </w:r>
     </w:p>
     <w:p>
       <w:pPr>
         <w:pStyle w:val="Ttulo3"/>
         <w:rPr>
-          <w:b/>
-          <w:bCs/>
-          <w:lang w:val="en-US"/>
-        </w:rPr>
-      </w:pPr>
-      <w:r>
-        <w:rPr>
-          <w:b/>
-          <w:bCs/>
-          <w:lang w:val="en-US"/>
-        </w:rPr>
-        <w:t>Análisis:</w:t>
-      </w:r>
-    </w:p>
-    <w:p>
-      <w:pPr>
-        <w:rPr>
-          <w:lang w:val="en-US"/>
-        </w:rPr>
-      </w:pPr>
-      <w:r>
-        <w:rPr>
-          <w:lang w:val="en-US"/>
-        </w:rPr>
-        <w:t>{{ rate.text }}</w:t>
+          <w:lang w:val="en-US"/>
+        </w:rPr>
+      </w:pPr>
+      <w:proofErr w:type="spellStart"/>
+      <w:r>
+        <w:rPr>
+          <w:lang w:val="en-US"/>
+        </w:rPr>
+        <w:t>Resumen</w:t>
+      </w:r>
+      <w:proofErr w:type="spellEnd"/>
+    </w:p>
+    <w:p>
+      <w:pPr>
+        <w:rPr>
+          <w:rFonts w:ascii="Helvetica" w:hAnsi="Helvetica"/>
+          <w:lang w:val="en-US"/>
+        </w:rPr>
+      </w:pPr>
+      <w:proofErr w:type="gramStart"/>
+      <w:r>
+        <w:rPr>
+          <w:rFonts w:ascii="Helvetica" w:hAnsi="Helvetica"/>
+          <w:lang w:val="en-US"/>
+        </w:rPr>
+        <w:t xml:space="preserve">{{ </w:t>
+      </w:r>
+      <w:proofErr w:type="spellStart"/>
+      <w:r>
+        <w:rPr>
+          <w:rFonts w:ascii="Helvetica" w:hAnsi="Helvetica"/>
+          <w:lang w:val="en-US"/>
+        </w:rPr>
+        <w:t>tasa</w:t>
+      </w:r>
+      <w:proofErr w:type="gramEnd"/>
+      <w:r>
+        <w:rPr>
+          <w:rFonts w:ascii="Helvetica" w:hAnsi="Helvetica"/>
+          <w:lang w:val="en-US"/>
+        </w:rPr>
+        <w:t>.</w:t>
+      </w:r>
+      <w:proofErr w:type="gramStart"/>
+      <w:r>
+        <w:rPr>
+          <w:rFonts w:ascii="Helvetica" w:hAnsi="Helvetica"/>
+          <w:lang w:val="en-US"/>
+        </w:rPr>
+        <w:t>text</w:t>
+      </w:r>
+      <w:proofErr w:type="spellEnd"/>
+      <w:r>
+        <w:rPr>
+          <w:rFonts w:ascii="Helvetica" w:hAnsi="Helvetica"/>
+          <w:lang w:val="en-US"/>
+        </w:rPr>
+        <w:t xml:space="preserve"> }</w:t>
+      </w:r>
+      <w:proofErr w:type="gramEnd"/>
+      <w:r>
+        <w:rPr>
+          <w:rFonts w:ascii="Helvetica" w:hAnsi="Helvetica"/>
+          <w:lang w:val="en-US"/>
+        </w:rPr>
+        <w:t>}</w:t>
       </w:r>
     </w:p>
     <w:p>
@@ -2460,7 +4602,23 @@
         <w:rPr>
           <w:lang w:val="en-US"/>
         </w:rPr>
-        <w:t>%p if not loop.last %}</w:t>
+        <w:t xml:space="preserve">%p if not </w:t>
+      </w:r>
+      <w:proofErr w:type="spellStart"/>
+      <w:proofErr w:type="gramStart"/>
+      <w:r>
+        <w:rPr>
+          <w:lang w:val="en-US"/>
+        </w:rPr>
+        <w:t>loop.last</w:t>
+      </w:r>
+      <w:proofErr w:type="spellEnd"/>
+      <w:proofErr w:type="gramEnd"/>
+      <w:r>
+        <w:rPr>
+          <w:lang w:val="en-US"/>
+        </w:rPr>
+        <w:t xml:space="preserve"> %}</w:t>
       </w:r>
     </w:p>
     <w:p>
@@ -2479,35 +4637,66 @@
     </w:p>
     <w:p>
       <w:pPr>
-        <w:rPr>
-          <w:lang w:val="en-US"/>
-        </w:rPr>
-      </w:pPr>
-    </w:p>
-    <w:p>
-      <w:pPr>
-        <w:rPr>
-          <w:lang w:val="en-US"/>
-        </w:rPr>
-      </w:pPr>
-      <w:r>
-        <w:rPr>
-          <w:lang w:val="en-US"/>
-        </w:rPr>
-        <w:t>{% endif %}</w:t>
-      </w:r>
-    </w:p>
-    <w:p>
-      <w:pPr>
-        <w:rPr>
-          <w:lang w:val="en-US"/>
-        </w:rPr>
-      </w:pPr>
-      <w:r>
-        <w:rPr>
-          <w:lang w:val="en-US"/>
-        </w:rPr>
-        <w:t>{%p endfor %}</w:t>
+        <w:jc w:val="left"/>
+        <w:rPr>
+          <w:lang w:val="en-US"/>
+        </w:rPr>
+      </w:pPr>
+      <w:r>
+        <w:rPr>
+          <w:lang w:val="en-US"/>
+        </w:rPr>
+        <w:lastRenderedPageBreak/>
+        <w:t>{</w:t>
+      </w:r>
+      <w:r>
+        <w:rPr>
+          <w:lang w:val="en-US"/>
+        </w:rPr>
+        <w:t xml:space="preserve">%p </w:t>
+      </w:r>
+      <w:r>
+        <w:rPr>
+          <w:lang w:val="en-US"/>
+        </w:rPr>
+        <w:t>endif</w:t>
+      </w:r>
+      <w:r>
+        <w:rPr>
+          <w:lang w:val="en-US"/>
+        </w:rPr>
+        <w:t xml:space="preserve"> %}</w:t>
+      </w:r>
+    </w:p>
+    <w:p>
+      <w:pPr>
+        <w:rPr>
+          <w:rFonts w:ascii="Helvetica" w:hAnsi="Helvetica"/>
+          <w:lang w:val="en-US"/>
+        </w:rPr>
+      </w:pPr>
+      <w:r>
+        <w:rPr>
+          <w:rFonts w:ascii="Helvetica" w:hAnsi="Helvetica"/>
+          <w:lang w:val="en-US"/>
+        </w:rPr>
+        <w:t xml:space="preserve">{%p </w:t>
+      </w:r>
+      <w:proofErr w:type="spellStart"/>
+      <w:r>
+        <w:rPr>
+          <w:rFonts w:ascii="Helvetica" w:hAnsi="Helvetica"/>
+          <w:lang w:val="en-US"/>
+        </w:rPr>
+        <w:t>endfor</w:t>
+      </w:r>
+      <w:proofErr w:type="spellEnd"/>
+      <w:r>
+        <w:rPr>
+          <w:rFonts w:ascii="Helvetica" w:hAnsi="Helvetica"/>
+          <w:lang w:val="en-US"/>
+        </w:rPr>
+        <w:t>%}</w:t>
       </w:r>
     </w:p>
     <w:sectPr>
@@ -4570,7 +6759,6 @@
     <w:next w:val="Normal"/>
     <w:link w:val="Ttulo5Car"/>
     <w:uiPriority w:val="9"/>
-    <w:semiHidden/>
     <w:unhideWhenUsed/>
     <w:qFormat/>
     <w:rsid w:val="008B49C5"/>
@@ -4759,7 +6947,6 @@
     <w:basedOn w:val="Fuentedeprrafopredeter"/>
     <w:link w:val="Ttulo5"/>
     <w:uiPriority w:val="9"/>
-    <w:semiHidden/>
     <w:rsid w:val="008B49C5"/>
     <w:rPr>
       <w:rFonts w:eastAsiaTheme="majorEastAsia" w:cstheme="majorBidi"/>
